--- a/작업일지/17주차.docx
+++ b/작업일지/17주차.docx
@@ -73,17 +73,8 @@
                 <w:rFonts w:hint="eastAsia"/>
                 <w:szCs w:val="20"/>
               </w:rPr>
-              <w:t xml:space="preserve">2021180009 </w:t>
-            </w:r>
-            <w:proofErr w:type="spellStart"/>
-            <w:r>
-              <w:rPr>
-                <w:rFonts w:hint="eastAsia"/>
-                <w:szCs w:val="20"/>
-              </w:rPr>
-              <w:t>박경준</w:t>
-            </w:r>
-            <w:proofErr w:type="spellEnd"/>
+              <w:t>2021180009 박경준</w:t>
+            </w:r>
             <w:r>
               <w:rPr>
                 <w:szCs w:val="20"/>
@@ -243,7 +234,6 @@
             <w:pPr>
               <w:jc w:val="center"/>
               <w:rPr>
-                <w:rFonts w:hint="eastAsia"/>
                 <w:b/>
               </w:rPr>
             </w:pPr>
@@ -366,7 +356,6 @@
             <w:pPr>
               <w:jc w:val="left"/>
               <w:rPr>
-                <w:rFonts w:hint="eastAsia"/>
                 <w:b/>
                 <w:bCs/>
               </w:rPr>
@@ -424,6 +413,40 @@
                 <w:bCs/>
               </w:rPr>
               <w:t xml:space="preserve"> 구현</w:t>
+            </w:r>
+          </w:p>
+          <w:p>
+            <w:pPr>
+              <w:jc w:val="left"/>
+              <w:rPr>
+                <w:b/>
+                <w:bCs/>
+              </w:rPr>
+            </w:pPr>
+            <w:r>
+              <w:rPr>
+                <w:rFonts w:hint="eastAsia"/>
+                <w:b/>
+                <w:bCs/>
+              </w:rPr>
+              <w:t>서버에서 지형 데이터 처리</w:t>
+            </w:r>
+          </w:p>
+          <w:p>
+            <w:pPr>
+              <w:jc w:val="left"/>
+              <w:rPr>
+                <w:b/>
+                <w:bCs/>
+              </w:rPr>
+            </w:pPr>
+            <w:r>
+              <w:rPr>
+                <w:rFonts w:hint="eastAsia"/>
+                <w:b/>
+                <w:bCs/>
+              </w:rPr>
+              <w:t>카메라 프레임 딜레이 문제 해결</w:t>
             </w:r>
           </w:p>
         </w:tc>
@@ -459,6 +482,7 @@
           <w:rFonts w:ascii="맑은 고딕" w:eastAsia="맑은 고딕" w:hAnsi="맑은 고딕" w:cs="맑은 고딕"/>
           <w:b/>
           <w:bCs/>
+          <w:noProof/>
         </w:rPr>
         <w:drawing>
           <wp:inline distT="0" distB="0" distL="0" distR="0" wp14:anchorId="64F633DC" wp14:editId="4AC8CBD2">
@@ -514,6 +538,7 @@
           <w:rFonts w:ascii="맑은 고딕" w:eastAsia="맑은 고딕" w:hAnsi="맑은 고딕" w:cs="맑은 고딕"/>
           <w:b/>
           <w:bCs/>
+          <w:noProof/>
         </w:rPr>
         <w:lastRenderedPageBreak/>
         <w:drawing>
@@ -660,6 +685,7 @@
           <w:rFonts w:ascii="맑은 고딕" w:eastAsia="맑은 고딕" w:hAnsi="맑은 고딕" w:cs="맑은 고딕"/>
           <w:b/>
           <w:bCs/>
+          <w:noProof/>
         </w:rPr>
         <w:drawing>
           <wp:inline distT="0" distB="0" distL="0" distR="0" wp14:anchorId="61A11648" wp14:editId="0219D10A">
@@ -998,6 +1024,7 @@
           <w:rFonts w:ascii="맑은 고딕" w:eastAsia="맑은 고딕" w:hAnsi="맑은 고딕" w:cs="맑은 고딕"/>
           <w:b/>
           <w:bCs/>
+          <w:noProof/>
         </w:rPr>
         <w:lastRenderedPageBreak/>
         <w:drawing>
@@ -1137,6 +1164,7 @@
           <w:rFonts w:ascii="맑은 고딕" w:eastAsia="맑은 고딕" w:hAnsi="맑은 고딕" w:cs="맑은 고딕"/>
           <w:b/>
           <w:bCs/>
+          <w:noProof/>
         </w:rPr>
         <w:drawing>
           <wp:inline distT="0" distB="0" distL="0" distR="0" wp14:anchorId="5C22A845" wp14:editId="23F2E42A">
@@ -1292,6 +1320,7 @@
           <w:rFonts w:ascii="맑은 고딕" w:eastAsia="맑은 고딕" w:hAnsi="맑은 고딕" w:cs="맑은 고딕"/>
           <w:b/>
           <w:bCs/>
+          <w:noProof/>
         </w:rPr>
         <w:lastRenderedPageBreak/>
         <w:drawing>
@@ -1358,22 +1387,6 @@
           <w:bCs/>
         </w:rPr>
       </w:pPr>
-      <w:r>
-        <w:rPr>
-          <w:rFonts w:ascii="맑은 고딕" w:eastAsia="맑은 고딕" w:hAnsi="맑은 고딕" w:cs="맑은 고딕"/>
-          <w:b/>
-          <w:bCs/>
-        </w:rPr>
-        <w:tab/>
-      </w:r>
-      <w:r>
-        <w:rPr>
-          <w:rFonts w:ascii="맑은 고딕" w:eastAsia="맑은 고딕" w:hAnsi="맑은 고딕" w:cs="맑은 고딕"/>
-          <w:b/>
-          <w:bCs/>
-        </w:rPr>
-        <w:tab/>
-      </w:r>
       <w:proofErr w:type="spellStart"/>
       <w:r>
         <w:rPr>
@@ -1420,7 +1433,7 @@
         <w:spacing w:before="100" w:beforeAutospacing="1" w:after="100" w:afterAutospacing="1" w:line="240" w:lineRule="auto"/>
         <w:jc w:val="left"/>
         <w:rPr>
-          <w:rFonts w:ascii="맑은 고딕" w:eastAsia="맑은 고딕" w:hAnsi="맑은 고딕" w:cs="맑은 고딕" w:hint="eastAsia"/>
+          <w:rFonts w:ascii="맑은 고딕" w:eastAsia="맑은 고딕" w:hAnsi="맑은 고딕" w:cs="맑은 고딕"/>
           <w:b/>
           <w:bCs/>
         </w:rPr>
@@ -1440,6 +1453,583 @@
           <w:bCs/>
         </w:rPr>
       </w:pPr>
+      <w:r>
+        <w:rPr>
+          <w:rFonts w:ascii="맑은 고딕" w:eastAsia="맑은 고딕" w:hAnsi="맑은 고딕" w:cs="맑은 고딕" w:hint="eastAsia"/>
+          <w:b/>
+          <w:bCs/>
+        </w:rPr>
+        <w:t xml:space="preserve">[서버에서 </w:t>
+      </w:r>
+      <w:proofErr w:type="spellStart"/>
+      <w:r>
+        <w:rPr>
+          <w:rFonts w:ascii="맑은 고딕" w:eastAsia="맑은 고딕" w:hAnsi="맑은 고딕" w:cs="맑은 고딕" w:hint="eastAsia"/>
+          <w:b/>
+          <w:bCs/>
+        </w:rPr>
+        <w:t>하이트맵</w:t>
+      </w:r>
+      <w:proofErr w:type="spellEnd"/>
+      <w:r>
+        <w:rPr>
+          <w:rFonts w:ascii="맑은 고딕" w:eastAsia="맑은 고딕" w:hAnsi="맑은 고딕" w:cs="맑은 고딕" w:hint="eastAsia"/>
+          <w:b/>
+          <w:bCs/>
+        </w:rPr>
+        <w:t xml:space="preserve"> 구현]</w:t>
+      </w:r>
+    </w:p>
+    <w:p>
+      <w:pPr>
+        <w:widowControl/>
+        <w:wordWrap/>
+        <w:autoSpaceDE/>
+        <w:autoSpaceDN/>
+        <w:spacing w:before="100" w:beforeAutospacing="1" w:after="100" w:afterAutospacing="1" w:line="240" w:lineRule="auto"/>
+        <w:jc w:val="left"/>
+        <w:rPr>
+          <w:rFonts w:ascii="맑은 고딕" w:eastAsia="맑은 고딕" w:hAnsi="맑은 고딕" w:cs="맑은 고딕"/>
+          <w:b/>
+          <w:bCs/>
+        </w:rPr>
+      </w:pPr>
+      <w:r>
+        <w:rPr>
+          <w:rFonts w:ascii="맑은 고딕" w:eastAsia="맑은 고딕" w:hAnsi="맑은 고딕" w:cs="맑은 고딕"/>
+          <w:b/>
+          <w:bCs/>
+        </w:rPr>
+        <w:t>높이 맵 및 이미지 처리 기능 추가</w:t>
+      </w:r>
+    </w:p>
+    <w:p>
+      <w:pPr>
+        <w:widowControl/>
+        <w:wordWrap/>
+        <w:autoSpaceDE/>
+        <w:autoSpaceDN/>
+        <w:spacing w:before="100" w:beforeAutospacing="1" w:after="100" w:afterAutospacing="1" w:line="240" w:lineRule="auto"/>
+        <w:jc w:val="left"/>
+        <w:rPr>
+          <w:rFonts w:ascii="맑은 고딕" w:eastAsia="맑은 고딕" w:hAnsi="맑은 고딕" w:cs="맑은 고딕"/>
+          <w:b/>
+          <w:bCs/>
+        </w:rPr>
+      </w:pPr>
+      <w:r>
+        <w:rPr>
+          <w:rFonts w:ascii="맑은 고딕" w:eastAsia="맑은 고딕" w:hAnsi="맑은 고딕" w:cs="맑은 고딕"/>
+          <w:b/>
+          <w:bCs/>
+        </w:rPr>
+        <w:t>- `</w:t>
+      </w:r>
+      <w:proofErr w:type="spellStart"/>
+      <w:r>
+        <w:rPr>
+          <w:rFonts w:ascii="맑은 고딕" w:eastAsia="맑은 고딕" w:hAnsi="맑은 고딕" w:cs="맑은 고딕"/>
+          <w:b/>
+          <w:bCs/>
+        </w:rPr>
+        <w:t>MapDataManager</w:t>
+      </w:r>
+      <w:proofErr w:type="spellEnd"/>
+      <w:r>
+        <w:rPr>
+          <w:rFonts w:ascii="맑은 고딕" w:eastAsia="맑은 고딕" w:hAnsi="맑은 고딕" w:cs="맑은 고딕"/>
+          <w:b/>
+          <w:bCs/>
+        </w:rPr>
+        <w:t>`</w:t>
+      </w:r>
+      <w:proofErr w:type="spellStart"/>
+      <w:r>
+        <w:rPr>
+          <w:rFonts w:ascii="맑은 고딕" w:eastAsia="맑은 고딕" w:hAnsi="맑은 고딕" w:cs="맑은 고딕"/>
+          <w:b/>
+          <w:bCs/>
+        </w:rPr>
+        <w:t>에</w:t>
+      </w:r>
+      <w:proofErr w:type="spellEnd"/>
+      <w:r>
+        <w:rPr>
+          <w:rFonts w:ascii="맑은 고딕" w:eastAsia="맑은 고딕" w:hAnsi="맑은 고딕" w:cs="맑은 고딕"/>
+          <w:b/>
+          <w:bCs/>
+        </w:rPr>
+        <w:t xml:space="preserve"> 높이 맵 데이터 로드 및 처리 기능 추가 </w:t>
+      </w:r>
+    </w:p>
+    <w:p>
+      <w:pPr>
+        <w:widowControl/>
+        <w:wordWrap/>
+        <w:autoSpaceDE/>
+        <w:autoSpaceDN/>
+        <w:spacing w:before="100" w:beforeAutospacing="1" w:after="100" w:afterAutospacing="1" w:line="240" w:lineRule="auto"/>
+        <w:jc w:val="left"/>
+        <w:rPr>
+          <w:rFonts w:ascii="맑은 고딕" w:eastAsia="맑은 고딕" w:hAnsi="맑은 고딕" w:cs="맑은 고딕"/>
+          <w:b/>
+          <w:bCs/>
+        </w:rPr>
+      </w:pPr>
+      <w:r>
+        <w:rPr>
+          <w:rFonts w:ascii="맑은 고딕" w:eastAsia="맑은 고딕" w:hAnsi="맑은 고딕" w:cs="맑은 고딕"/>
+          <w:b/>
+          <w:bCs/>
+        </w:rPr>
+        <w:t xml:space="preserve">- JSON, R16, PNG, Raw 파일 형식 지원 </w:t>
+      </w:r>
+    </w:p>
+    <w:p>
+      <w:pPr>
+        <w:widowControl/>
+        <w:wordWrap/>
+        <w:autoSpaceDE/>
+        <w:autoSpaceDN/>
+        <w:spacing w:before="100" w:beforeAutospacing="1" w:after="100" w:afterAutospacing="1" w:line="240" w:lineRule="auto"/>
+        <w:jc w:val="left"/>
+        <w:rPr>
+          <w:rFonts w:ascii="맑은 고딕" w:eastAsia="맑은 고딕" w:hAnsi="맑은 고딕" w:cs="맑은 고딕"/>
+          <w:b/>
+          <w:bCs/>
+        </w:rPr>
+      </w:pPr>
+      <w:r>
+        <w:rPr>
+          <w:rFonts w:ascii="맑은 고딕" w:eastAsia="맑은 고딕" w:hAnsi="맑은 고딕" w:cs="맑은 고딕"/>
+          <w:b/>
+          <w:bCs/>
+        </w:rPr>
+        <w:t xml:space="preserve">- 지형 높이 보간 및 위치 조정 기능 포함 </w:t>
+      </w:r>
+    </w:p>
+    <w:p>
+      <w:pPr>
+        <w:widowControl/>
+        <w:wordWrap/>
+        <w:autoSpaceDE/>
+        <w:autoSpaceDN/>
+        <w:spacing w:before="100" w:beforeAutospacing="1" w:after="100" w:afterAutospacing="1" w:line="240" w:lineRule="auto"/>
+        <w:jc w:val="left"/>
+        <w:rPr>
+          <w:rFonts w:ascii="맑은 고딕" w:eastAsia="맑은 고딕" w:hAnsi="맑은 고딕" w:cs="맑은 고딕"/>
+          <w:b/>
+          <w:bCs/>
+        </w:rPr>
+      </w:pPr>
+      <w:r>
+        <w:rPr>
+          <w:rFonts w:ascii="맑은 고딕" w:eastAsia="맑은 고딕" w:hAnsi="맑은 고딕" w:cs="맑은 고딕"/>
+          <w:b/>
+          <w:bCs/>
+        </w:rPr>
+        <w:t xml:space="preserve">- 다양한 이미지 형식의 정보 읽기 및 16비트 지원 확장 </w:t>
+      </w:r>
+    </w:p>
+    <w:p>
+      <w:pPr>
+        <w:widowControl/>
+        <w:wordWrap/>
+        <w:autoSpaceDE/>
+        <w:autoSpaceDN/>
+        <w:spacing w:before="100" w:beforeAutospacing="1" w:after="100" w:afterAutospacing="1" w:line="240" w:lineRule="auto"/>
+        <w:jc w:val="left"/>
+        <w:rPr>
+          <w:rFonts w:ascii="맑은 고딕" w:eastAsia="맑은 고딕" w:hAnsi="맑은 고딕" w:cs="맑은 고딕"/>
+          <w:b/>
+          <w:bCs/>
+        </w:rPr>
+      </w:pPr>
+      <w:r>
+        <w:rPr>
+          <w:rFonts w:ascii="맑은 고딕" w:eastAsia="맑은 고딕" w:hAnsi="맑은 고딕" w:cs="맑은 고딕"/>
+          <w:b/>
+          <w:bCs/>
+        </w:rPr>
+        <w:t xml:space="preserve">- 서버 코드 </w:t>
+      </w:r>
+      <w:proofErr w:type="spellStart"/>
+      <w:r>
+        <w:rPr>
+          <w:rFonts w:ascii="맑은 고딕" w:eastAsia="맑은 고딕" w:hAnsi="맑은 고딕" w:cs="맑은 고딕"/>
+          <w:b/>
+          <w:bCs/>
+        </w:rPr>
+        <w:t>리팩토링</w:t>
+      </w:r>
+      <w:proofErr w:type="spellEnd"/>
+      <w:r>
+        <w:rPr>
+          <w:rFonts w:ascii="맑은 고딕" w:eastAsia="맑은 고딕" w:hAnsi="맑은 고딕" w:cs="맑은 고딕"/>
+          <w:b/>
+          <w:bCs/>
+        </w:rPr>
+        <w:t xml:space="preserve"> </w:t>
+      </w:r>
+    </w:p>
+    <w:p>
+      <w:pPr>
+        <w:widowControl/>
+        <w:wordWrap/>
+        <w:autoSpaceDE/>
+        <w:autoSpaceDN/>
+        <w:spacing w:before="100" w:beforeAutospacing="1" w:after="100" w:afterAutospacing="1" w:line="240" w:lineRule="auto"/>
+        <w:jc w:val="left"/>
+        <w:rPr>
+          <w:rFonts w:ascii="맑은 고딕" w:eastAsia="맑은 고딕" w:hAnsi="맑은 고딕" w:cs="맑은 고딕"/>
+          <w:b/>
+          <w:bCs/>
+        </w:rPr>
+      </w:pPr>
+      <w:r>
+        <w:rPr>
+          <w:rFonts w:ascii="맑은 고딕" w:eastAsia="맑은 고딕" w:hAnsi="맑은 고딕" w:cs="맑은 고딕"/>
+          <w:b/>
+          <w:bCs/>
+        </w:rPr>
+        <w:t xml:space="preserve">- 전역 변수 제거 및 `Server` 클래스 내부로 통합 </w:t>
+      </w:r>
+    </w:p>
+    <w:p>
+      <w:pPr>
+        <w:widowControl/>
+        <w:wordWrap/>
+        <w:autoSpaceDE/>
+        <w:autoSpaceDN/>
+        <w:spacing w:before="100" w:beforeAutospacing="1" w:after="100" w:afterAutospacing="1" w:line="240" w:lineRule="auto"/>
+        <w:jc w:val="left"/>
+        <w:rPr>
+          <w:rFonts w:ascii="맑은 고딕" w:eastAsia="맑은 고딕" w:hAnsi="맑은 고딕" w:cs="맑은 고딕"/>
+          <w:b/>
+          <w:bCs/>
+        </w:rPr>
+      </w:pPr>
+      <w:r>
+        <w:rPr>
+          <w:rFonts w:ascii="맑은 고딕" w:eastAsia="맑은 고딕" w:hAnsi="맑은 고딕" w:cs="맑은 고딕"/>
+          <w:b/>
+          <w:bCs/>
+        </w:rPr>
+        <w:t xml:space="preserve">- IOCP 핸들 멤버 변수화 </w:t>
+      </w:r>
+    </w:p>
+    <w:p>
+      <w:pPr>
+        <w:widowControl/>
+        <w:wordWrap/>
+        <w:autoSpaceDE/>
+        <w:autoSpaceDN/>
+        <w:spacing w:before="100" w:beforeAutospacing="1" w:after="100" w:afterAutospacing="1" w:line="240" w:lineRule="auto"/>
+        <w:jc w:val="left"/>
+        <w:rPr>
+          <w:rFonts w:ascii="맑은 고딕" w:eastAsia="맑은 고딕" w:hAnsi="맑은 고딕" w:cs="맑은 고딕"/>
+          <w:b/>
+          <w:bCs/>
+        </w:rPr>
+      </w:pPr>
+      <w:r>
+        <w:rPr>
+          <w:rFonts w:ascii="맑은 고딕" w:eastAsia="맑은 고딕" w:hAnsi="맑은 고딕" w:cs="맑은 고딕"/>
+          <w:b/>
+          <w:bCs/>
+        </w:rPr>
+        <w:t xml:space="preserve">- 메모리 관리 및 안정성 강화 </w:t>
+      </w:r>
+    </w:p>
+    <w:p>
+      <w:pPr>
+        <w:widowControl/>
+        <w:wordWrap/>
+        <w:autoSpaceDE/>
+        <w:autoSpaceDN/>
+        <w:spacing w:before="100" w:beforeAutospacing="1" w:after="100" w:afterAutospacing="1" w:line="240" w:lineRule="auto"/>
+        <w:jc w:val="left"/>
+        <w:rPr>
+          <w:rFonts w:ascii="맑은 고딕" w:eastAsia="맑은 고딕" w:hAnsi="맑은 고딕" w:cs="맑은 고딕"/>
+          <w:b/>
+          <w:bCs/>
+        </w:rPr>
+      </w:pPr>
+      <w:r>
+        <w:rPr>
+          <w:rFonts w:ascii="맑은 고딕" w:eastAsia="맑은 고딕" w:hAnsi="맑은 고딕" w:cs="맑은 고딕"/>
+          <w:b/>
+          <w:bCs/>
+        </w:rPr>
+        <w:t xml:space="preserve">- 메모리 할당 실패 시 해제 로직 추가 </w:t>
+      </w:r>
+    </w:p>
+    <w:p>
+      <w:pPr>
+        <w:widowControl/>
+        <w:wordWrap/>
+        <w:autoSpaceDE/>
+        <w:autoSpaceDN/>
+        <w:spacing w:before="100" w:beforeAutospacing="1" w:after="100" w:afterAutospacing="1" w:line="240" w:lineRule="auto"/>
+        <w:jc w:val="left"/>
+        <w:rPr>
+          <w:rFonts w:ascii="맑은 고딕" w:eastAsia="맑은 고딕" w:hAnsi="맑은 고딕" w:cs="맑은 고딕"/>
+          <w:b/>
+          <w:bCs/>
+        </w:rPr>
+      </w:pPr>
+      <w:r>
+        <w:rPr>
+          <w:rFonts w:ascii="맑은 고딕" w:eastAsia="맑은 고딕" w:hAnsi="맑은 고딕" w:cs="맑은 고딕"/>
+          <w:b/>
+          <w:bCs/>
+        </w:rPr>
+        <w:t>- 불필요한 코드 및 주석 제거, 코드 스타일 정리</w:t>
+      </w:r>
+    </w:p>
+    <w:p>
+      <w:pPr>
+        <w:widowControl/>
+        <w:wordWrap/>
+        <w:autoSpaceDE/>
+        <w:autoSpaceDN/>
+        <w:spacing w:before="100" w:beforeAutospacing="1" w:after="100" w:afterAutospacing="1" w:line="240" w:lineRule="auto"/>
+        <w:jc w:val="left"/>
+        <w:rPr>
+          <w:rFonts w:ascii="맑은 고딕" w:eastAsia="맑은 고딕" w:hAnsi="맑은 고딕" w:cs="맑은 고딕"/>
+          <w:b/>
+          <w:bCs/>
+        </w:rPr>
+      </w:pPr>
+      <w:r>
+        <w:rPr>
+          <w:rFonts w:ascii="맑은 고딕" w:eastAsia="맑은 고딕" w:hAnsi="맑은 고딕" w:cs="맑은 고딕" w:hint="eastAsia"/>
+          <w:b/>
+          <w:bCs/>
+        </w:rPr>
+        <w:lastRenderedPageBreak/>
+        <w:t>[플레이어 따라가는 카메라 프레임 딜레이 문제]</w:t>
+      </w:r>
+    </w:p>
+    <w:p>
+      <w:pPr>
+        <w:widowControl/>
+        <w:wordWrap/>
+        <w:autoSpaceDE/>
+        <w:autoSpaceDN/>
+        <w:spacing w:before="100" w:beforeAutospacing="1" w:after="100" w:afterAutospacing="1" w:line="240" w:lineRule="auto"/>
+        <w:jc w:val="left"/>
+        <w:rPr>
+          <w:rFonts w:ascii="맑은 고딕" w:eastAsia="맑은 고딕" w:hAnsi="맑은 고딕" w:cs="맑은 고딕"/>
+          <w:b/>
+          <w:bCs/>
+        </w:rPr>
+      </w:pPr>
+      <w:r>
+        <w:rPr>
+          <w:rFonts w:ascii="맑은 고딕" w:eastAsia="맑은 고딕" w:hAnsi="맑은 고딕" w:cs="맑은 고딕" w:hint="eastAsia"/>
+          <w:b/>
+          <w:bCs/>
+        </w:rPr>
+        <w:t>현재 플레이어를 따라가는 카메라가 한프레임 늦게 따라가는 문제가 존재했다.</w:t>
+      </w:r>
+    </w:p>
+    <w:p>
+      <w:pPr>
+        <w:widowControl/>
+        <w:wordWrap/>
+        <w:autoSpaceDE/>
+        <w:autoSpaceDN/>
+        <w:spacing w:before="100" w:beforeAutospacing="1" w:after="100" w:afterAutospacing="1" w:line="240" w:lineRule="auto"/>
+        <w:jc w:val="left"/>
+        <w:rPr>
+          <w:rFonts w:ascii="맑은 고딕" w:eastAsia="맑은 고딕" w:hAnsi="맑은 고딕" w:cs="맑은 고딕"/>
+          <w:b/>
+          <w:bCs/>
+        </w:rPr>
+      </w:pPr>
+      <w:proofErr w:type="spellStart"/>
+      <w:r>
+        <w:rPr>
+          <w:rFonts w:ascii="맑은 고딕" w:eastAsia="맑은 고딕" w:hAnsi="맑은 고딕" w:cs="맑은 고딕"/>
+          <w:b/>
+          <w:bCs/>
+        </w:rPr>
+        <w:t>FreeCamera</w:t>
+      </w:r>
+      <w:proofErr w:type="spellEnd"/>
+      <w:r>
+        <w:rPr>
+          <w:rFonts w:ascii="맑은 고딕" w:eastAsia="맑은 고딕" w:hAnsi="맑은 고딕" w:cs="맑은 고딕"/>
+          <w:b/>
+          <w:bCs/>
+        </w:rPr>
+        <w:t xml:space="preserve"> 및 </w:t>
+      </w:r>
+      <w:proofErr w:type="spellStart"/>
+      <w:r>
+        <w:rPr>
+          <w:rFonts w:ascii="맑은 고딕" w:eastAsia="맑은 고딕" w:hAnsi="맑은 고딕" w:cs="맑은 고딕"/>
+          <w:b/>
+          <w:bCs/>
+        </w:rPr>
+        <w:t>HeightMap</w:t>
+      </w:r>
+      <w:proofErr w:type="spellEnd"/>
+      <w:r>
+        <w:rPr>
+          <w:rFonts w:ascii="맑은 고딕" w:eastAsia="맑은 고딕" w:hAnsi="맑은 고딕" w:cs="맑은 고딕"/>
+          <w:b/>
+          <w:bCs/>
+        </w:rPr>
+        <w:t xml:space="preserve"> 로직 개선 </w:t>
+      </w:r>
+      <w:proofErr w:type="spellStart"/>
+      <w:r>
+        <w:rPr>
+          <w:rFonts w:ascii="맑은 고딕" w:eastAsia="맑은 고딕" w:hAnsi="맑은 고딕" w:cs="맑은 고딕"/>
+          <w:b/>
+          <w:bCs/>
+        </w:rPr>
+        <w:t>FreeCameraScript</w:t>
+      </w:r>
+      <w:proofErr w:type="spellEnd"/>
+      <w:r>
+        <w:rPr>
+          <w:rFonts w:ascii="맑은 고딕" w:eastAsia="맑은 고딕" w:hAnsi="맑은 고딕" w:cs="맑은 고딕"/>
+          <w:b/>
+          <w:bCs/>
+        </w:rPr>
+        <w:t>에 `</w:t>
+      </w:r>
+      <w:proofErr w:type="spellStart"/>
+      <w:r>
+        <w:rPr>
+          <w:rFonts w:ascii="맑은 고딕" w:eastAsia="맑은 고딕" w:hAnsi="맑은 고딕" w:cs="맑은 고딕"/>
+          <w:b/>
+          <w:bCs/>
+        </w:rPr>
+        <w:t>late_update</w:t>
+      </w:r>
+      <w:proofErr w:type="spellEnd"/>
+      <w:r>
+        <w:rPr>
+          <w:rFonts w:ascii="맑은 고딕" w:eastAsia="맑은 고딕" w:hAnsi="맑은 고딕" w:cs="맑은 고딕"/>
+          <w:b/>
+          <w:bCs/>
+        </w:rPr>
+        <w:t xml:space="preserve">` 메서드를 추가하여 입력 처리 및 카메라 위치 동기화 로직을 개선했습니다. </w:t>
+      </w:r>
+    </w:p>
+    <w:p>
+      <w:pPr>
+        <w:widowControl/>
+        <w:wordWrap/>
+        <w:autoSpaceDE/>
+        <w:autoSpaceDN/>
+        <w:spacing w:before="100" w:beforeAutospacing="1" w:after="100" w:afterAutospacing="1" w:line="240" w:lineRule="auto"/>
+        <w:jc w:val="left"/>
+        <w:rPr>
+          <w:rFonts w:ascii="맑은 고딕" w:eastAsia="맑은 고딕" w:hAnsi="맑은 고딕" w:cs="맑은 고딕"/>
+          <w:b/>
+          <w:bCs/>
+        </w:rPr>
+      </w:pPr>
+      <w:proofErr w:type="spellStart"/>
+      <w:r>
+        <w:rPr>
+          <w:rFonts w:ascii="맑은 고딕" w:eastAsia="맑은 고딕" w:hAnsi="맑은 고딕" w:cs="맑은 고딕"/>
+          <w:b/>
+          <w:bCs/>
+        </w:rPr>
+        <w:t>GameFramework</w:t>
+      </w:r>
+      <w:proofErr w:type="spellEnd"/>
+      <w:r>
+        <w:rPr>
+          <w:rFonts w:ascii="맑은 고딕" w:eastAsia="맑은 고딕" w:hAnsi="맑은 고딕" w:cs="맑은 고딕"/>
+          <w:b/>
+          <w:bCs/>
+        </w:rPr>
+        <w:t>에서 카메라 뷰 행렬 재계산 위치를 `</w:t>
+      </w:r>
+      <w:proofErr w:type="spellStart"/>
+      <w:r>
+        <w:rPr>
+          <w:rFonts w:ascii="맑은 고딕" w:eastAsia="맑은 고딕" w:hAnsi="맑은 고딕" w:cs="맑은 고딕"/>
+          <w:b/>
+          <w:bCs/>
+        </w:rPr>
+        <w:t>late_update</w:t>
+      </w:r>
+      <w:proofErr w:type="spellEnd"/>
+      <w:r>
+        <w:rPr>
+          <w:rFonts w:ascii="맑은 고딕" w:eastAsia="맑은 고딕" w:hAnsi="맑은 고딕" w:cs="맑은 고딕"/>
+          <w:b/>
+          <w:bCs/>
+        </w:rPr>
+        <w:t xml:space="preserve">` 이후로 이동하여 최신 상태를 반영하도록 수정했습니다. </w:t>
+      </w:r>
+    </w:p>
+    <w:p>
+      <w:pPr>
+        <w:widowControl/>
+        <w:wordWrap/>
+        <w:autoSpaceDE/>
+        <w:autoSpaceDN/>
+        <w:spacing w:before="100" w:beforeAutospacing="1" w:after="100" w:afterAutospacing="1" w:line="240" w:lineRule="auto"/>
+        <w:jc w:val="left"/>
+        <w:rPr>
+          <w:rFonts w:ascii="맑은 고딕" w:eastAsia="맑은 고딕" w:hAnsi="맑은 고딕" w:cs="맑은 고딕"/>
+          <w:b/>
+          <w:bCs/>
+        </w:rPr>
+      </w:pPr>
+    </w:p>
+    <w:p>
+      <w:pPr>
+        <w:widowControl/>
+        <w:wordWrap/>
+        <w:autoSpaceDE/>
+        <w:autoSpaceDN/>
+        <w:spacing w:before="100" w:beforeAutospacing="1" w:after="100" w:afterAutospacing="1" w:line="240" w:lineRule="auto"/>
+        <w:jc w:val="left"/>
+        <w:rPr>
+          <w:rFonts w:ascii="맑은 고딕" w:eastAsia="맑은 고딕" w:hAnsi="맑은 고딕" w:cs="맑은 고딕" w:hint="eastAsia"/>
+          <w:b/>
+          <w:bCs/>
+        </w:rPr>
+      </w:pPr>
+      <w:hyperlink r:id="rId13" w:tooltip="지형 데이터 파싱을 Common에서 서버와 클라이언트 둘다 할 수 있게끔 수정&#10;&#10;json.hpp도 옮김" w:history="1">
+        <w:r>
+          <w:rPr>
+            <w:rStyle w:val="a6"/>
+            <w:rFonts w:ascii="맑은 고딕" w:eastAsia="맑은 고딕" w:hAnsi="맑은 고딕" w:cs="맑은 고딕"/>
+            <w:b/>
+            <w:bCs/>
+          </w:rPr>
+          <w:t>지형 데이터 파싱을 Common에서 서버와 클라이언트 둘다 할 수 있게끔</w:t>
+        </w:r>
+        <w:r>
+          <w:rPr>
+            <w:rStyle w:val="a6"/>
+            <w:rFonts w:ascii="맑은 고딕" w:eastAsia="맑은 고딕" w:hAnsi="맑은 고딕" w:cs="맑은 고딕"/>
+            <w:b/>
+            <w:bCs/>
+          </w:rPr>
+          <w:t xml:space="preserve"> </w:t>
+        </w:r>
+        <w:r>
+          <w:rPr>
+            <w:rStyle w:val="a6"/>
+            <w:rFonts w:ascii="맑은 고딕" w:eastAsia="맑은 고딕" w:hAnsi="맑은 고딕" w:cs="맑은 고딕"/>
+            <w:b/>
+            <w:bCs/>
+          </w:rPr>
+          <w:t>수정</w:t>
+        </w:r>
+      </w:hyperlink>
     </w:p>
     <w:tbl>
       <w:tblPr>
@@ -1488,7 +2078,30 @@
           <w:p>
             <w:pPr>
               <w:jc w:val="left"/>
+              <w:rPr>
+                <w:rFonts w:hint="eastAsia"/>
+              </w:rPr>
             </w:pPr>
+            <w:r>
+              <w:rPr>
+                <w:rFonts w:hint="eastAsia"/>
+              </w:rPr>
+              <w:t xml:space="preserve">클라이언트 </w:t>
+            </w:r>
+            <w:proofErr w:type="spellStart"/>
+            <w:r>
+              <w:rPr>
+                <w:rFonts w:hint="eastAsia"/>
+              </w:rPr>
+              <w:t>터레인</w:t>
+            </w:r>
+            <w:proofErr w:type="spellEnd"/>
+            <w:r>
+              <w:rPr>
+                <w:rFonts w:hint="eastAsia"/>
+              </w:rPr>
+              <w:t xml:space="preserve"> TDR 문제</w:t>
+            </w:r>
           </w:p>
         </w:tc>
         <w:tc>
@@ -1525,6 +2138,38 @@
                 <w:szCs w:val="20"/>
               </w:rPr>
             </w:pPr>
+            <w:proofErr w:type="spellStart"/>
+            <w:r>
+              <w:rPr>
+                <w:rFonts w:hint="eastAsia"/>
+                <w:szCs w:val="20"/>
+              </w:rPr>
+              <w:t>터레인</w:t>
+            </w:r>
+            <w:proofErr w:type="spellEnd"/>
+            <w:r>
+              <w:rPr>
+                <w:rFonts w:hint="eastAsia"/>
+                <w:szCs w:val="20"/>
+              </w:rPr>
+              <w:t xml:space="preserve"> 생성주기 </w:t>
+            </w:r>
+            <w:proofErr w:type="gramStart"/>
+            <w:r>
+              <w:rPr>
+                <w:rFonts w:hint="eastAsia"/>
+                <w:szCs w:val="20"/>
+              </w:rPr>
+              <w:t>체크 해보고</w:t>
+            </w:r>
+            <w:proofErr w:type="gramEnd"/>
+            <w:r>
+              <w:rPr>
+                <w:rFonts w:hint="eastAsia"/>
+                <w:szCs w:val="20"/>
+              </w:rPr>
+              <w:t xml:space="preserve"> 디버깅</w:t>
+            </w:r>
           </w:p>
         </w:tc>
       </w:tr>
@@ -1619,9 +2264,6 @@
           <w:p>
             <w:pPr>
               <w:jc w:val="center"/>
-              <w:rPr>
-                <w:rFonts w:hint="eastAsia"/>
-              </w:rPr>
             </w:pPr>
             <w:r>
               <w:rPr>
@@ -2702,6 +3344,28 @@
     <w:name w:val="cm-m-clike"/>
     <w:basedOn w:val="a0"/>
   </w:style>
+  <w:style w:type="character" w:styleId="a9">
+    <w:name w:val="Unresolved Mention"/>
+    <w:basedOn w:val="a0"/>
+    <w:semiHidden/>
+    <w:unhideWhenUsed/>
+    <w:rsid w:val="00F54DB1"/>
+    <w:rPr>
+      <w:color w:val="605E5C"/>
+      <w:shd w:val="clear" w:color="auto" w:fill="E1DFDD"/>
+    </w:rPr>
+  </w:style>
+  <w:style w:type="character" w:styleId="aa">
+    <w:name w:val="FollowedHyperlink"/>
+    <w:basedOn w:val="a0"/>
+    <w:semiHidden/>
+    <w:unhideWhenUsed/>
+    <w:rsid w:val="00F54DB1"/>
+    <w:rPr>
+      <w:color w:val="954F72" w:themeColor="followedHyperlink"/>
+      <w:u w:val="single"/>
+    </w:rPr>
+  </w:style>
 </w:styles>
 </file>
 

--- a/작업일지/17주차.docx
+++ b/작업일지/17주차.docx
@@ -110,7 +110,6 @@
                 <w:sz w:val="22"/>
               </w:rPr>
             </w:pPr>
-            <w:proofErr w:type="spellStart"/>
             <w:r>
               <w:rPr>
                 <w:rFonts w:hint="eastAsia"/>
@@ -119,7 +118,6 @@
               </w:rPr>
               <w:t>팀명</w:t>
             </w:r>
-            <w:proofErr w:type="spellEnd"/>
           </w:p>
         </w:tc>
         <w:tc>
@@ -135,7 +133,6 @@
                 <w:szCs w:val="24"/>
               </w:rPr>
             </w:pPr>
-            <w:proofErr w:type="spellStart"/>
             <w:r>
               <w:rPr>
                 <w:sz w:val="24"/>
@@ -143,7 +140,6 @@
               </w:rPr>
               <w:t>임박박전설의시작</w:t>
             </w:r>
-            <w:proofErr w:type="spellEnd"/>
           </w:p>
         </w:tc>
       </w:tr>
@@ -360,59 +356,13 @@
                 <w:bCs/>
               </w:rPr>
             </w:pPr>
-            <w:proofErr w:type="spellStart"/>
             <w:r>
               <w:rPr>
                 <w:rFonts w:hint="eastAsia"/>
                 <w:b/>
                 <w:bCs/>
               </w:rPr>
-              <w:t>하이트맵</w:t>
-            </w:r>
-            <w:proofErr w:type="spellEnd"/>
-            <w:r>
-              <w:rPr>
-                <w:rFonts w:hint="eastAsia"/>
-                <w:b/>
-                <w:bCs/>
-              </w:rPr>
-              <w:t xml:space="preserve"> </w:t>
-            </w:r>
-            <w:proofErr w:type="spellStart"/>
-            <w:r>
-              <w:rPr>
-                <w:rFonts w:hint="eastAsia"/>
-                <w:b/>
-                <w:bCs/>
-              </w:rPr>
-              <w:t>json</w:t>
-            </w:r>
-            <w:proofErr w:type="spellEnd"/>
-            <w:r>
-              <w:rPr>
-                <w:rFonts w:hint="eastAsia"/>
-                <w:b/>
-                <w:bCs/>
-              </w:rPr>
-              <w:t xml:space="preserve"> </w:t>
-            </w:r>
-            <w:proofErr w:type="spellStart"/>
-            <w:r>
-              <w:rPr>
-                <w:rFonts w:hint="eastAsia"/>
-                <w:b/>
-                <w:bCs/>
-              </w:rPr>
-              <w:t>익스포터</w:t>
-            </w:r>
-            <w:proofErr w:type="spellEnd"/>
-            <w:r>
-              <w:rPr>
-                <w:rFonts w:hint="eastAsia"/>
-                <w:b/>
-                <w:bCs/>
-              </w:rPr>
-              <w:t xml:space="preserve"> 구현</w:t>
+              <w:t>하이트맵 json 익스포터 구현</w:t>
             </w:r>
           </w:p>
           <w:p>
@@ -447,6 +397,39 @@
                 <w:bCs/>
               </w:rPr>
               <w:t>카메라 프레임 딜레이 문제 해결</w:t>
+            </w:r>
+          </w:p>
+          <w:p>
+            <w:pPr>
+              <w:jc w:val="left"/>
+              <w:rPr>
+                <w:b/>
+                <w:bCs/>
+              </w:rPr>
+            </w:pPr>
+            <w:r>
+              <w:rPr>
+                <w:b/>
+                <w:bCs/>
+              </w:rPr>
+              <w:t>CREATERESOURCE_STATE_IGNORED 경고 해결</w:t>
+            </w:r>
+          </w:p>
+          <w:p>
+            <w:pPr>
+              <w:jc w:val="left"/>
+              <w:rPr>
+                <w:rFonts w:hint="eastAsia"/>
+                <w:b/>
+                <w:bCs/>
+              </w:rPr>
+            </w:pPr>
+            <w:r>
+              <w:rPr>
+                <w:b/>
+                <w:bCs/>
+              </w:rPr>
+              <w:t>MainPlayerAnimationScript 구조 제작</w:t>
             </w:r>
           </w:p>
         </w:tc>
@@ -628,42 +611,7 @@
           <w:bCs/>
         </w:rPr>
         <w:tab/>
-      </w:r>
-      <w:proofErr w:type="spellStart"/>
-      <w:r>
-        <w:rPr>
-          <w:rFonts w:ascii="맑은 고딕" w:eastAsia="맑은 고딕" w:hAnsi="맑은 고딕" w:cs="맑은 고딕"/>
-          <w:b/>
-          <w:bCs/>
-        </w:rPr>
-        <w:t>언리얼에</w:t>
-      </w:r>
-      <w:proofErr w:type="spellEnd"/>
-      <w:r>
-        <w:rPr>
-          <w:rFonts w:ascii="맑은 고딕" w:eastAsia="맑은 고딕" w:hAnsi="맑은 고딕" w:cs="맑은 고딕"/>
-          <w:b/>
-          <w:bCs/>
-        </w:rPr>
-        <w:t xml:space="preserve"> bp를 만들어 해당 bp를 level에 배치하고 </w:t>
-      </w:r>
-      <w:proofErr w:type="spellStart"/>
-      <w:r>
-        <w:rPr>
-          <w:rFonts w:ascii="맑은 고딕" w:eastAsia="맑은 고딕" w:hAnsi="맑은 고딕" w:cs="맑은 고딕"/>
-          <w:b/>
-          <w:bCs/>
-        </w:rPr>
-        <w:t>customevent</w:t>
-      </w:r>
-      <w:proofErr w:type="spellEnd"/>
-      <w:r>
-        <w:rPr>
-          <w:rFonts w:ascii="맑은 고딕" w:eastAsia="맑은 고딕" w:hAnsi="맑은 고딕" w:cs="맑은 고딕"/>
-          <w:b/>
-          <w:bCs/>
-        </w:rPr>
-        <w:t xml:space="preserve">를 누르면 </w:t>
+        <w:t xml:space="preserve">언리얼에 bp를 만들어 해당 bp를 level에 배치하고 customevent를 누르면 </w:t>
       </w:r>
     </w:p>
     <w:p>
@@ -774,43 +722,7 @@
           <w:bCs/>
         </w:rPr>
         <w:tab/>
-        <w:t xml:space="preserve">Json 안에는 minmax랑 너비, 높이, 스케일 있고 </w:t>
-      </w:r>
-      <w:proofErr w:type="spellStart"/>
-      <w:r>
-        <w:rPr>
-          <w:rFonts w:ascii="맑은 고딕" w:eastAsia="맑은 고딕" w:hAnsi="맑은 고딕" w:cs="맑은 고딕"/>
-          <w:b/>
-          <w:bCs/>
-        </w:rPr>
-        <w:t>heightmap_file</w:t>
-      </w:r>
-      <w:proofErr w:type="spellEnd"/>
-      <w:r>
-        <w:rPr>
-          <w:rFonts w:ascii="맑은 고딕" w:eastAsia="맑은 고딕" w:hAnsi="맑은 고딕" w:cs="맑은 고딕"/>
-          <w:b/>
-          <w:bCs/>
-        </w:rPr>
-        <w:t xml:space="preserve">이 </w:t>
-      </w:r>
-      <w:proofErr w:type="spellStart"/>
-      <w:r>
-        <w:rPr>
-          <w:rFonts w:ascii="맑은 고딕" w:eastAsia="맑은 고딕" w:hAnsi="맑은 고딕" w:cs="맑은 고딕"/>
-          <w:b/>
-          <w:bCs/>
-        </w:rPr>
-        <w:t>지정되어있음</w:t>
-      </w:r>
-      <w:proofErr w:type="spellEnd"/>
-      <w:r>
-        <w:rPr>
-          <w:rFonts w:ascii="맑은 고딕" w:eastAsia="맑은 고딕" w:hAnsi="맑은 고딕" w:cs="맑은 고딕"/>
-          <w:b/>
-          <w:bCs/>
-        </w:rPr>
-        <w:t xml:space="preserve"> r16(raw파일)</w:t>
+        <w:t>Json 안에는 minmax랑 너비, 높이, 스케일 있고 heightmap_file이 지정되어있음 r16(raw파일)</w:t>
       </w:r>
     </w:p>
     <w:p>
@@ -930,25 +842,7 @@
           <w:bCs/>
         </w:rPr>
         <w:tab/>
-        <w:t xml:space="preserve">그리고 뽑은 JSON 파일은 UTF-8로 </w:t>
-      </w:r>
-      <w:proofErr w:type="spellStart"/>
-      <w:r>
-        <w:rPr>
-          <w:rFonts w:ascii="맑은 고딕" w:eastAsia="맑은 고딕" w:hAnsi="맑은 고딕" w:cs="맑은 고딕"/>
-          <w:b/>
-          <w:bCs/>
-        </w:rPr>
-        <w:t>변환시켜야한다</w:t>
-      </w:r>
-      <w:proofErr w:type="spellEnd"/>
-      <w:r>
-        <w:rPr>
-          <w:rFonts w:ascii="맑은 고딕" w:eastAsia="맑은 고딕" w:hAnsi="맑은 고딕" w:cs="맑은 고딕"/>
-          <w:b/>
-          <w:bCs/>
-        </w:rPr>
-        <w:t>.</w:t>
+        <w:t>그리고 뽑은 JSON 파일은 UTF-8로 변환시켜야한다.</w:t>
       </w:r>
     </w:p>
     <w:p>
@@ -1106,43 +1000,7 @@
           <w:bCs/>
         </w:rPr>
         <w:tab/>
-        <w:t xml:space="preserve">raw파일 + raw 파일에 관련된 </w:t>
-      </w:r>
-      <w:proofErr w:type="spellStart"/>
-      <w:r>
-        <w:rPr>
-          <w:rFonts w:ascii="맑은 고딕" w:eastAsia="맑은 고딕" w:hAnsi="맑은 고딕" w:cs="맑은 고딕"/>
-          <w:b/>
-          <w:bCs/>
-        </w:rPr>
-        <w:t>json</w:t>
-      </w:r>
-      <w:proofErr w:type="spellEnd"/>
-      <w:r>
-        <w:rPr>
-          <w:rFonts w:ascii="맑은 고딕" w:eastAsia="맑은 고딕" w:hAnsi="맑은 고딕" w:cs="맑은 고딕"/>
-          <w:b/>
-          <w:bCs/>
-        </w:rPr>
-        <w:t xml:space="preserve"> 파일 </w:t>
-      </w:r>
-      <w:proofErr w:type="spellStart"/>
-      <w:r>
-        <w:rPr>
-          <w:rFonts w:ascii="맑은 고딕" w:eastAsia="맑은 고딕" w:hAnsi="맑은 고딕" w:cs="맑은 고딕"/>
-          <w:b/>
-          <w:bCs/>
-        </w:rPr>
-        <w:t>파싱할</w:t>
-      </w:r>
-      <w:proofErr w:type="spellEnd"/>
-      <w:r>
-        <w:rPr>
-          <w:rFonts w:ascii="맑은 고딕" w:eastAsia="맑은 고딕" w:hAnsi="맑은 고딕" w:cs="맑은 고딕"/>
-          <w:b/>
-          <w:bCs/>
-        </w:rPr>
-        <w:t xml:space="preserve"> 수 있는 파서 완성</w:t>
+        <w:t>raw파일 + raw 파일에 관련된 json 파일 파싱할 수 있는 파서 완성</w:t>
       </w:r>
     </w:p>
     <w:p>
@@ -1245,60 +1103,7 @@
           <w:bCs/>
         </w:rPr>
         <w:tab/>
-      </w:r>
-      <w:proofErr w:type="spellStart"/>
-      <w:r>
-        <w:rPr>
-          <w:rFonts w:ascii="맑은 고딕" w:eastAsia="맑은 고딕" w:hAnsi="맑은 고딕" w:cs="맑은 고딕"/>
-          <w:b/>
-          <w:bCs/>
-        </w:rPr>
-        <w:t>json</w:t>
-      </w:r>
-      <w:proofErr w:type="spellEnd"/>
-      <w:r>
-        <w:rPr>
-          <w:rFonts w:ascii="맑은 고딕" w:eastAsia="맑은 고딕" w:hAnsi="맑은 고딕" w:cs="맑은 고딕"/>
-          <w:b/>
-          <w:bCs/>
-        </w:rPr>
-        <w:t xml:space="preserve"> </w:t>
-      </w:r>
-      <w:proofErr w:type="spellStart"/>
-      <w:r>
-        <w:rPr>
-          <w:rFonts w:ascii="맑은 고딕" w:eastAsia="맑은 고딕" w:hAnsi="맑은 고딕" w:cs="맑은 고딕"/>
-          <w:b/>
-          <w:bCs/>
-        </w:rPr>
-        <w:t>파싱하는</w:t>
-      </w:r>
-      <w:proofErr w:type="spellEnd"/>
-      <w:r>
-        <w:rPr>
-          <w:rFonts w:ascii="맑은 고딕" w:eastAsia="맑은 고딕" w:hAnsi="맑은 고딕" w:cs="맑은 고딕"/>
-          <w:b/>
-          <w:bCs/>
-        </w:rPr>
-        <w:t xml:space="preserve"> </w:t>
-      </w:r>
-      <w:proofErr w:type="spellStart"/>
-      <w:r>
-        <w:rPr>
-          <w:rFonts w:ascii="맑은 고딕" w:eastAsia="맑은 고딕" w:hAnsi="맑은 고딕" w:cs="맑은 고딕"/>
-          <w:b/>
-          <w:bCs/>
-        </w:rPr>
-        <w:t>블루프린트</w:t>
-      </w:r>
-      <w:proofErr w:type="spellEnd"/>
-      <w:r>
-        <w:rPr>
-          <w:rFonts w:ascii="맑은 고딕" w:eastAsia="맑은 고딕" w:hAnsi="맑은 고딕" w:cs="맑은 고딕"/>
-          <w:b/>
-          <w:bCs/>
-        </w:rPr>
-        <w:t xml:space="preserve"> </w:t>
+        <w:t xml:space="preserve">json 파싱하는 블루프린트 </w:t>
       </w:r>
     </w:p>
     <w:p>
@@ -1387,41 +1192,13 @@
           <w:bCs/>
         </w:rPr>
       </w:pPr>
-      <w:proofErr w:type="spellStart"/>
-      <w:r>
-        <w:rPr>
-          <w:rFonts w:ascii="맑은 고딕" w:eastAsia="맑은 고딕" w:hAnsi="맑은 고딕" w:cs="맑은 고딕"/>
-          <w:b/>
-          <w:bCs/>
-        </w:rPr>
-        <w:t>블루프린트</w:t>
-      </w:r>
-      <w:proofErr w:type="spellEnd"/>
-      <w:r>
-        <w:rPr>
-          <w:rFonts w:ascii="맑은 고딕" w:eastAsia="맑은 고딕" w:hAnsi="맑은 고딕" w:cs="맑은 고딕"/>
-          <w:b/>
-          <w:bCs/>
-        </w:rPr>
-        <w:t xml:space="preserve"> level에 아무데나 배치하고 사용 → 뽑은 </w:t>
-      </w:r>
-      <w:proofErr w:type="spellStart"/>
-      <w:r>
-        <w:rPr>
-          <w:rFonts w:ascii="맑은 고딕" w:eastAsia="맑은 고딕" w:hAnsi="맑은 고딕" w:cs="맑은 고딕"/>
-          <w:b/>
-          <w:bCs/>
-        </w:rPr>
-        <w:t>json</w:t>
-      </w:r>
-      <w:proofErr w:type="spellEnd"/>
-      <w:r>
-        <w:rPr>
-          <w:rFonts w:ascii="맑은 고딕" w:eastAsia="맑은 고딕" w:hAnsi="맑은 고딕" w:cs="맑은 고딕"/>
-          <w:b/>
-          <w:bCs/>
-        </w:rPr>
-        <w:t>의 scale y는 보면서 임의로 조절</w:t>
+      <w:r>
+        <w:rPr>
+          <w:rFonts w:ascii="맑은 고딕" w:eastAsia="맑은 고딕" w:hAnsi="맑은 고딕" w:cs="맑은 고딕"/>
+          <w:b/>
+          <w:bCs/>
+        </w:rPr>
+        <w:t>블루프린트 level에 아무데나 배치하고 사용 → 뽑은 json의 scale y는 보면서 임의로 조절</w:t>
       </w:r>
     </w:p>
     <w:p>
@@ -1459,25 +1236,7 @@
           <w:b/>
           <w:bCs/>
         </w:rPr>
-        <w:t xml:space="preserve">[서버에서 </w:t>
-      </w:r>
-      <w:proofErr w:type="spellStart"/>
-      <w:r>
-        <w:rPr>
-          <w:rFonts w:ascii="맑은 고딕" w:eastAsia="맑은 고딕" w:hAnsi="맑은 고딕" w:cs="맑은 고딕" w:hint="eastAsia"/>
-          <w:b/>
-          <w:bCs/>
-        </w:rPr>
-        <w:t>하이트맵</w:t>
-      </w:r>
-      <w:proofErr w:type="spellEnd"/>
-      <w:r>
-        <w:rPr>
-          <w:rFonts w:ascii="맑은 고딕" w:eastAsia="맑은 고딕" w:hAnsi="맑은 고딕" w:cs="맑은 고딕" w:hint="eastAsia"/>
-          <w:b/>
-          <w:bCs/>
-        </w:rPr>
-        <w:t xml:space="preserve"> 구현]</w:t>
+        <w:t>[서버에서 하이트맵 구현]</w:t>
       </w:r>
     </w:p>
     <w:p>
@@ -1523,43 +1282,7 @@
           <w:b/>
           <w:bCs/>
         </w:rPr>
-        <w:t>- `</w:t>
-      </w:r>
-      <w:proofErr w:type="spellStart"/>
-      <w:r>
-        <w:rPr>
-          <w:rFonts w:ascii="맑은 고딕" w:eastAsia="맑은 고딕" w:hAnsi="맑은 고딕" w:cs="맑은 고딕"/>
-          <w:b/>
-          <w:bCs/>
-        </w:rPr>
-        <w:t>MapDataManager</w:t>
-      </w:r>
-      <w:proofErr w:type="spellEnd"/>
-      <w:r>
-        <w:rPr>
-          <w:rFonts w:ascii="맑은 고딕" w:eastAsia="맑은 고딕" w:hAnsi="맑은 고딕" w:cs="맑은 고딕"/>
-          <w:b/>
-          <w:bCs/>
-        </w:rPr>
-        <w:t>`</w:t>
-      </w:r>
-      <w:proofErr w:type="spellStart"/>
-      <w:r>
-        <w:rPr>
-          <w:rFonts w:ascii="맑은 고딕" w:eastAsia="맑은 고딕" w:hAnsi="맑은 고딕" w:cs="맑은 고딕"/>
-          <w:b/>
-          <w:bCs/>
-        </w:rPr>
-        <w:t>에</w:t>
-      </w:r>
-      <w:proofErr w:type="spellEnd"/>
-      <w:r>
-        <w:rPr>
-          <w:rFonts w:ascii="맑은 고딕" w:eastAsia="맑은 고딕" w:hAnsi="맑은 고딕" w:cs="맑은 고딕"/>
-          <w:b/>
-          <w:bCs/>
-        </w:rPr>
-        <w:t xml:space="preserve"> 높이 맵 데이터 로드 및 처리 기능 추가 </w:t>
+        <w:t xml:space="preserve">- `MapDataManager`에 높이 맵 데이터 로드 및 처리 기능 추가 </w:t>
       </w:r>
     </w:p>
     <w:p>
@@ -1651,25 +1374,7 @@
           <w:b/>
           <w:bCs/>
         </w:rPr>
-        <w:t xml:space="preserve">- 서버 코드 </w:t>
-      </w:r>
-      <w:proofErr w:type="spellStart"/>
-      <w:r>
-        <w:rPr>
-          <w:rFonts w:ascii="맑은 고딕" w:eastAsia="맑은 고딕" w:hAnsi="맑은 고딕" w:cs="맑은 고딕"/>
-          <w:b/>
-          <w:bCs/>
-        </w:rPr>
-        <w:t>리팩토링</w:t>
-      </w:r>
-      <w:proofErr w:type="spellEnd"/>
-      <w:r>
-        <w:rPr>
-          <w:rFonts w:ascii="맑은 고딕" w:eastAsia="맑은 고딕" w:hAnsi="맑은 고딕" w:cs="맑은 고딕"/>
-          <w:b/>
-          <w:bCs/>
-        </w:rPr>
-        <w:t xml:space="preserve"> </w:t>
+        <w:t xml:space="preserve">- 서버 코드 리팩토링 </w:t>
       </w:r>
     </w:p>
     <w:p>
@@ -1848,155 +1553,1351 @@
           <w:bCs/>
         </w:rPr>
       </w:pPr>
-      <w:proofErr w:type="spellStart"/>
-      <w:r>
-        <w:rPr>
-          <w:rFonts w:ascii="맑은 고딕" w:eastAsia="맑은 고딕" w:hAnsi="맑은 고딕" w:cs="맑은 고딕"/>
-          <w:b/>
-          <w:bCs/>
-        </w:rPr>
-        <w:t>FreeCamera</w:t>
-      </w:r>
-      <w:proofErr w:type="spellEnd"/>
-      <w:r>
-        <w:rPr>
-          <w:rFonts w:ascii="맑은 고딕" w:eastAsia="맑은 고딕" w:hAnsi="맑은 고딕" w:cs="맑은 고딕"/>
-          <w:b/>
-          <w:bCs/>
-        </w:rPr>
-        <w:t xml:space="preserve"> 및 </w:t>
-      </w:r>
-      <w:proofErr w:type="spellStart"/>
-      <w:r>
-        <w:rPr>
-          <w:rFonts w:ascii="맑은 고딕" w:eastAsia="맑은 고딕" w:hAnsi="맑은 고딕" w:cs="맑은 고딕"/>
-          <w:b/>
-          <w:bCs/>
-        </w:rPr>
-        <w:t>HeightMap</w:t>
-      </w:r>
-      <w:proofErr w:type="spellEnd"/>
-      <w:r>
-        <w:rPr>
-          <w:rFonts w:ascii="맑은 고딕" w:eastAsia="맑은 고딕" w:hAnsi="맑은 고딕" w:cs="맑은 고딕"/>
-          <w:b/>
-          <w:bCs/>
-        </w:rPr>
-        <w:t xml:space="preserve"> 로직 개선 </w:t>
-      </w:r>
-      <w:proofErr w:type="spellStart"/>
-      <w:r>
-        <w:rPr>
-          <w:rFonts w:ascii="맑은 고딕" w:eastAsia="맑은 고딕" w:hAnsi="맑은 고딕" w:cs="맑은 고딕"/>
-          <w:b/>
-          <w:bCs/>
-        </w:rPr>
-        <w:t>FreeCameraScript</w:t>
-      </w:r>
-      <w:proofErr w:type="spellEnd"/>
-      <w:r>
-        <w:rPr>
-          <w:rFonts w:ascii="맑은 고딕" w:eastAsia="맑은 고딕" w:hAnsi="맑은 고딕" w:cs="맑은 고딕"/>
-          <w:b/>
-          <w:bCs/>
-        </w:rPr>
-        <w:t>에 `</w:t>
-      </w:r>
-      <w:proofErr w:type="spellStart"/>
-      <w:r>
-        <w:rPr>
-          <w:rFonts w:ascii="맑은 고딕" w:eastAsia="맑은 고딕" w:hAnsi="맑은 고딕" w:cs="맑은 고딕"/>
-          <w:b/>
-          <w:bCs/>
-        </w:rPr>
-        <w:t>late_update</w:t>
-      </w:r>
-      <w:proofErr w:type="spellEnd"/>
-      <w:r>
-        <w:rPr>
-          <w:rFonts w:ascii="맑은 고딕" w:eastAsia="맑은 고딕" w:hAnsi="맑은 고딕" w:cs="맑은 고딕"/>
-          <w:b/>
-          <w:bCs/>
-        </w:rPr>
-        <w:t xml:space="preserve">` 메서드를 추가하여 입력 처리 및 카메라 위치 동기화 로직을 개선했습니다. </w:t>
-      </w:r>
-    </w:p>
-    <w:p>
-      <w:pPr>
-        <w:widowControl/>
-        <w:wordWrap/>
-        <w:autoSpaceDE/>
-        <w:autoSpaceDN/>
-        <w:spacing w:before="100" w:beforeAutospacing="1" w:after="100" w:afterAutospacing="1" w:line="240" w:lineRule="auto"/>
-        <w:jc w:val="left"/>
-        <w:rPr>
-          <w:rFonts w:ascii="맑은 고딕" w:eastAsia="맑은 고딕" w:hAnsi="맑은 고딕" w:cs="맑은 고딕"/>
-          <w:b/>
-          <w:bCs/>
-        </w:rPr>
-      </w:pPr>
-      <w:proofErr w:type="spellStart"/>
-      <w:r>
-        <w:rPr>
-          <w:rFonts w:ascii="맑은 고딕" w:eastAsia="맑은 고딕" w:hAnsi="맑은 고딕" w:cs="맑은 고딕"/>
-          <w:b/>
-          <w:bCs/>
-        </w:rPr>
-        <w:t>GameFramework</w:t>
-      </w:r>
-      <w:proofErr w:type="spellEnd"/>
-      <w:r>
-        <w:rPr>
-          <w:rFonts w:ascii="맑은 고딕" w:eastAsia="맑은 고딕" w:hAnsi="맑은 고딕" w:cs="맑은 고딕"/>
-          <w:b/>
-          <w:bCs/>
-        </w:rPr>
-        <w:t>에서 카메라 뷰 행렬 재계산 위치를 `</w:t>
-      </w:r>
-      <w:proofErr w:type="spellStart"/>
-      <w:r>
-        <w:rPr>
-          <w:rFonts w:ascii="맑은 고딕" w:eastAsia="맑은 고딕" w:hAnsi="맑은 고딕" w:cs="맑은 고딕"/>
-          <w:b/>
-          <w:bCs/>
-        </w:rPr>
-        <w:t>late_update</w:t>
-      </w:r>
-      <w:proofErr w:type="spellEnd"/>
-      <w:r>
-        <w:rPr>
-          <w:rFonts w:ascii="맑은 고딕" w:eastAsia="맑은 고딕" w:hAnsi="맑은 고딕" w:cs="맑은 고딕"/>
-          <w:b/>
-          <w:bCs/>
-        </w:rPr>
-        <w:t xml:space="preserve">` 이후로 이동하여 최신 상태를 반영하도록 수정했습니다. </w:t>
-      </w:r>
-    </w:p>
-    <w:p>
-      <w:pPr>
-        <w:widowControl/>
-        <w:wordWrap/>
-        <w:autoSpaceDE/>
-        <w:autoSpaceDN/>
-        <w:spacing w:before="100" w:beforeAutospacing="1" w:after="100" w:afterAutospacing="1" w:line="240" w:lineRule="auto"/>
-        <w:jc w:val="left"/>
-        <w:rPr>
-          <w:rFonts w:ascii="맑은 고딕" w:eastAsia="맑은 고딕" w:hAnsi="맑은 고딕" w:cs="맑은 고딕"/>
-          <w:b/>
-          <w:bCs/>
-        </w:rPr>
-      </w:pPr>
-    </w:p>
-    <w:p>
-      <w:pPr>
-        <w:widowControl/>
-        <w:wordWrap/>
-        <w:autoSpaceDE/>
-        <w:autoSpaceDN/>
-        <w:spacing w:before="100" w:beforeAutospacing="1" w:after="100" w:afterAutospacing="1" w:line="240" w:lineRule="auto"/>
-        <w:jc w:val="left"/>
-        <w:rPr>
-          <w:rFonts w:ascii="맑은 고딕" w:eastAsia="맑은 고딕" w:hAnsi="맑은 고딕" w:cs="맑은 고딕" w:hint="eastAsia"/>
+      <w:r>
+        <w:rPr>
+          <w:rFonts w:ascii="맑은 고딕" w:eastAsia="맑은 고딕" w:hAnsi="맑은 고딕" w:cs="맑은 고딕"/>
+          <w:b/>
+          <w:bCs/>
+        </w:rPr>
+        <w:t xml:space="preserve">FreeCamera 및 HeightMap 로직 개선 FreeCameraScript에 `late_update` 메서드를 추가하여 입력 처리 및 카메라 위치 동기화 로직을 개선했습니다. </w:t>
+      </w:r>
+    </w:p>
+    <w:p>
+      <w:pPr>
+        <w:widowControl/>
+        <w:wordWrap/>
+        <w:autoSpaceDE/>
+        <w:autoSpaceDN/>
+        <w:spacing w:before="100" w:beforeAutospacing="1" w:after="100" w:afterAutospacing="1" w:line="240" w:lineRule="auto"/>
+        <w:jc w:val="left"/>
+        <w:rPr>
+          <w:rFonts w:ascii="맑은 고딕" w:eastAsia="맑은 고딕" w:hAnsi="맑은 고딕" w:cs="맑은 고딕"/>
+          <w:b/>
+          <w:bCs/>
+        </w:rPr>
+      </w:pPr>
+      <w:r>
+        <w:rPr>
+          <w:rFonts w:ascii="맑은 고딕" w:eastAsia="맑은 고딕" w:hAnsi="맑은 고딕" w:cs="맑은 고딕"/>
+          <w:b/>
+          <w:bCs/>
+        </w:rPr>
+        <w:t xml:space="preserve">GameFramework에서 카메라 뷰 행렬 재계산 위치를 `late_update` 이후로 이동하여 최신 상태를 반영하도록 수정했습니다. </w:t>
+      </w:r>
+    </w:p>
+    <w:p>
+      <w:pPr>
+        <w:widowControl/>
+        <w:wordWrap/>
+        <w:autoSpaceDE/>
+        <w:autoSpaceDN/>
+        <w:spacing w:before="100" w:beforeAutospacing="1" w:after="100" w:afterAutospacing="1" w:line="240" w:lineRule="auto"/>
+        <w:jc w:val="left"/>
+        <w:rPr>
+          <w:rFonts w:ascii="맑은 고딕" w:eastAsia="맑은 고딕" w:hAnsi="맑은 고딕" w:cs="맑은 고딕"/>
+          <w:b/>
+          <w:bCs/>
+        </w:rPr>
+      </w:pPr>
+      <w:r>
+        <w:rPr>
+          <w:rFonts w:ascii="맑은 고딕" w:eastAsia="맑은 고딕" w:hAnsi="맑은 고딕" w:cs="맑은 고딕"/>
+          <w:b/>
+          <w:bCs/>
+        </w:rPr>
+        <w:t>CREATERESOURCE_STATE_IGNORED 경고 해결</w:t>
+      </w:r>
+    </w:p>
+    <w:p>
+      <w:pPr>
+        <w:widowControl/>
+        <w:wordWrap/>
+        <w:autoSpaceDE/>
+        <w:autoSpaceDN/>
+        <w:spacing w:before="100" w:beforeAutospacing="1" w:after="100" w:afterAutospacing="1" w:line="240" w:lineRule="auto"/>
+        <w:jc w:val="left"/>
+        <w:rPr>
+          <w:rFonts w:ascii="맑은 고딕" w:eastAsia="맑은 고딕" w:hAnsi="맑은 고딕" w:cs="맑은 고딕"/>
+          <w:b/>
+          <w:bCs/>
+        </w:rPr>
+      </w:pPr>
+      <w:r>
+        <w:rPr>
+          <w:rFonts w:ascii="맑은 고딕" w:eastAsia="맑은 고딕" w:hAnsi="맑은 고딕" w:cs="맑은 고딕"/>
+          <w:b/>
+          <w:bCs/>
+        </w:rPr>
+        <w:tab/>
+      </w:r>
+      <w:r>
+        <w:rPr>
+          <w:rFonts w:ascii="맑은 고딕" w:eastAsia="맑은 고딕" w:hAnsi="맑은 고딕" w:cs="맑은 고딕"/>
+          <w:b/>
+          <w:bCs/>
+        </w:rPr>
+        <w:tab/>
+        <w:t>D3D12 WARNING: ID3D12</w:t>
+      </w:r>
+      <w:proofErr w:type="gramStart"/>
+      <w:r>
+        <w:rPr>
+          <w:rFonts w:ascii="맑은 고딕" w:eastAsia="맑은 고딕" w:hAnsi="맑은 고딕" w:cs="맑은 고딕"/>
+          <w:b/>
+          <w:bCs/>
+        </w:rPr>
+        <w:t>Device::</w:t>
+      </w:r>
+      <w:proofErr w:type="gramEnd"/>
+      <w:r>
+        <w:rPr>
+          <w:rFonts w:ascii="맑은 고딕" w:eastAsia="맑은 고딕" w:hAnsi="맑은 고딕" w:cs="맑은 고딕"/>
+          <w:b/>
+          <w:bCs/>
+        </w:rPr>
+        <w:t xml:space="preserve">CreateCommittedResource: Ignoring InitialState D3D12_RESOURCE_STATE_COPY_DEST. Buffers are effectively created in state D3D12_RESOURCE_STATE_COMMON. </w:t>
+      </w:r>
+      <w:proofErr w:type="gramStart"/>
+      <w:r>
+        <w:rPr>
+          <w:rFonts w:ascii="맑은 고딕" w:eastAsia="맑은 고딕" w:hAnsi="맑은 고딕" w:cs="맑은 고딕"/>
+          <w:b/>
+          <w:bCs/>
+        </w:rPr>
+        <w:t>[ STATE</w:t>
+      </w:r>
+      <w:proofErr w:type="gramEnd"/>
+      <w:r>
+        <w:rPr>
+          <w:rFonts w:ascii="맑은 고딕" w:eastAsia="맑은 고딕" w:hAnsi="맑은 고딕" w:cs="맑은 고딕"/>
+          <w:b/>
+          <w:bCs/>
+        </w:rPr>
+        <w:t xml:space="preserve">_CREATION WARNING #1328: CREATERESOURCE_STATE_IGNORED] </w:t>
+      </w:r>
+    </w:p>
+    <w:p>
+      <w:pPr>
+        <w:widowControl/>
+        <w:wordWrap/>
+        <w:autoSpaceDE/>
+        <w:autoSpaceDN/>
+        <w:spacing w:before="100" w:beforeAutospacing="1" w:after="100" w:afterAutospacing="1" w:line="240" w:lineRule="auto"/>
+        <w:jc w:val="left"/>
+        <w:rPr>
+          <w:rFonts w:ascii="맑은 고딕" w:eastAsia="맑은 고딕" w:hAnsi="맑은 고딕" w:cs="맑은 고딕"/>
+          <w:b/>
+          <w:bCs/>
+        </w:rPr>
+      </w:pPr>
+      <w:r>
+        <w:rPr>
+          <w:rFonts w:ascii="맑은 고딕" w:eastAsia="맑은 고딕" w:hAnsi="맑은 고딕" w:cs="맑은 고딕"/>
+          <w:b/>
+          <w:bCs/>
+        </w:rPr>
+        <w:t>CreateCommittedResource 할 때</w:t>
+      </w:r>
+    </w:p>
+    <w:p>
+      <w:pPr>
+        <w:widowControl/>
+        <w:wordWrap/>
+        <w:autoSpaceDE/>
+        <w:autoSpaceDN/>
+        <w:spacing w:before="100" w:beforeAutospacing="1" w:after="100" w:afterAutospacing="1" w:line="240" w:lineRule="auto"/>
+        <w:jc w:val="left"/>
+        <w:rPr>
+          <w:rFonts w:ascii="맑은 고딕" w:eastAsia="맑은 고딕" w:hAnsi="맑은 고딕" w:cs="맑은 고딕"/>
+          <w:b/>
+          <w:bCs/>
+        </w:rPr>
+      </w:pPr>
+      <w:r>
+        <w:rPr>
+          <w:rFonts w:ascii="맑은 고딕" w:eastAsia="맑은 고딕" w:hAnsi="맑은 고딕" w:cs="맑은 고딕"/>
+          <w:b/>
+          <w:bCs/>
+        </w:rPr>
+        <w:t xml:space="preserve">virtual HRESULT STDMETHODCALLTYPE </w:t>
+      </w:r>
+      <w:proofErr w:type="gramStart"/>
+      <w:r>
+        <w:rPr>
+          <w:rFonts w:ascii="맑은 고딕" w:eastAsia="맑은 고딕" w:hAnsi="맑은 고딕" w:cs="맑은 고딕"/>
+          <w:b/>
+          <w:bCs/>
+        </w:rPr>
+        <w:t>CreateCommittedResource(</w:t>
+      </w:r>
+      <w:proofErr w:type="gramEnd"/>
+      <w:r>
+        <w:rPr>
+          <w:rFonts w:ascii="맑은 고딕" w:eastAsia="맑은 고딕" w:hAnsi="맑은 고딕" w:cs="맑은 고딕"/>
+          <w:b/>
+          <w:bCs/>
+        </w:rPr>
+        <w:t xml:space="preserve"> </w:t>
+      </w:r>
+    </w:p>
+    <w:p>
+      <w:pPr>
+        <w:widowControl/>
+        <w:wordWrap/>
+        <w:autoSpaceDE/>
+        <w:autoSpaceDN/>
+        <w:spacing w:before="100" w:beforeAutospacing="1" w:after="100" w:afterAutospacing="1" w:line="240" w:lineRule="auto"/>
+        <w:jc w:val="left"/>
+        <w:rPr>
+          <w:rFonts w:ascii="맑은 고딕" w:eastAsia="맑은 고딕" w:hAnsi="맑은 고딕" w:cs="맑은 고딕"/>
+          <w:b/>
+          <w:bCs/>
+        </w:rPr>
+      </w:pPr>
+      <w:r>
+        <w:rPr>
+          <w:rFonts w:ascii="맑은 고딕" w:eastAsia="맑은 고딕" w:hAnsi="맑은 고딕" w:cs="맑은 고딕"/>
+          <w:b/>
+          <w:bCs/>
+        </w:rPr>
+        <w:t xml:space="preserve">    _In</w:t>
+      </w:r>
+      <w:proofErr w:type="gramStart"/>
+      <w:r>
+        <w:rPr>
+          <w:rFonts w:ascii="맑은 고딕" w:eastAsia="맑은 고딕" w:hAnsi="맑은 고딕" w:cs="맑은 고딕"/>
+          <w:b/>
+          <w:bCs/>
+        </w:rPr>
+        <w:t>_  const</w:t>
+      </w:r>
+      <w:proofErr w:type="gramEnd"/>
+      <w:r>
+        <w:rPr>
+          <w:rFonts w:ascii="맑은 고딕" w:eastAsia="맑은 고딕" w:hAnsi="맑은 고딕" w:cs="맑은 고딕"/>
+          <w:b/>
+          <w:bCs/>
+        </w:rPr>
+        <w:t xml:space="preserve"> D3D12_HEAP_PROPERTIES *pHeapProperties,</w:t>
+      </w:r>
+    </w:p>
+    <w:p>
+      <w:pPr>
+        <w:widowControl/>
+        <w:wordWrap/>
+        <w:autoSpaceDE/>
+        <w:autoSpaceDN/>
+        <w:spacing w:before="100" w:beforeAutospacing="1" w:after="100" w:afterAutospacing="1" w:line="240" w:lineRule="auto"/>
+        <w:jc w:val="left"/>
+        <w:rPr>
+          <w:rFonts w:ascii="맑은 고딕" w:eastAsia="맑은 고딕" w:hAnsi="맑은 고딕" w:cs="맑은 고딕"/>
+          <w:b/>
+          <w:bCs/>
+        </w:rPr>
+      </w:pPr>
+      <w:r>
+        <w:rPr>
+          <w:rFonts w:ascii="맑은 고딕" w:eastAsia="맑은 고딕" w:hAnsi="맑은 고딕" w:cs="맑은 고딕"/>
+          <w:b/>
+          <w:bCs/>
+        </w:rPr>
+        <w:t xml:space="preserve">    D3D12_HEAP_FLAGS HeapFlags,</w:t>
+      </w:r>
+    </w:p>
+    <w:p>
+      <w:pPr>
+        <w:widowControl/>
+        <w:wordWrap/>
+        <w:autoSpaceDE/>
+        <w:autoSpaceDN/>
+        <w:spacing w:before="100" w:beforeAutospacing="1" w:after="100" w:afterAutospacing="1" w:line="240" w:lineRule="auto"/>
+        <w:jc w:val="left"/>
+        <w:rPr>
+          <w:rFonts w:ascii="맑은 고딕" w:eastAsia="맑은 고딕" w:hAnsi="맑은 고딕" w:cs="맑은 고딕"/>
+          <w:b/>
+          <w:bCs/>
+        </w:rPr>
+      </w:pPr>
+      <w:r>
+        <w:rPr>
+          <w:rFonts w:ascii="맑은 고딕" w:eastAsia="맑은 고딕" w:hAnsi="맑은 고딕" w:cs="맑은 고딕"/>
+          <w:b/>
+          <w:bCs/>
+        </w:rPr>
+        <w:t xml:space="preserve">    _In</w:t>
+      </w:r>
+      <w:proofErr w:type="gramStart"/>
+      <w:r>
+        <w:rPr>
+          <w:rFonts w:ascii="맑은 고딕" w:eastAsia="맑은 고딕" w:hAnsi="맑은 고딕" w:cs="맑은 고딕"/>
+          <w:b/>
+          <w:bCs/>
+        </w:rPr>
+        <w:t>_  const</w:t>
+      </w:r>
+      <w:proofErr w:type="gramEnd"/>
+      <w:r>
+        <w:rPr>
+          <w:rFonts w:ascii="맑은 고딕" w:eastAsia="맑은 고딕" w:hAnsi="맑은 고딕" w:cs="맑은 고딕"/>
+          <w:b/>
+          <w:bCs/>
+        </w:rPr>
+        <w:t xml:space="preserve"> D3D12_RESOURCE_DESC *pDesc,</w:t>
+      </w:r>
+    </w:p>
+    <w:p>
+      <w:pPr>
+        <w:widowControl/>
+        <w:wordWrap/>
+        <w:autoSpaceDE/>
+        <w:autoSpaceDN/>
+        <w:spacing w:before="100" w:beforeAutospacing="1" w:after="100" w:afterAutospacing="1" w:line="240" w:lineRule="auto"/>
+        <w:jc w:val="left"/>
+        <w:rPr>
+          <w:rFonts w:ascii="맑은 고딕" w:eastAsia="맑은 고딕" w:hAnsi="맑은 고딕" w:cs="맑은 고딕"/>
+          <w:b/>
+          <w:bCs/>
+        </w:rPr>
+      </w:pPr>
+      <w:r>
+        <w:rPr>
+          <w:rFonts w:ascii="맑은 고딕" w:eastAsia="맑은 고딕" w:hAnsi="맑은 고딕" w:cs="맑은 고딕"/>
+          <w:b/>
+          <w:bCs/>
+        </w:rPr>
+        <w:t xml:space="preserve">    D3D12_RESOURCE_STATES InitialResourceState,</w:t>
+      </w:r>
+    </w:p>
+    <w:p>
+      <w:pPr>
+        <w:widowControl/>
+        <w:wordWrap/>
+        <w:autoSpaceDE/>
+        <w:autoSpaceDN/>
+        <w:spacing w:before="100" w:beforeAutospacing="1" w:after="100" w:afterAutospacing="1" w:line="240" w:lineRule="auto"/>
+        <w:jc w:val="left"/>
+        <w:rPr>
+          <w:rFonts w:ascii="맑은 고딕" w:eastAsia="맑은 고딕" w:hAnsi="맑은 고딕" w:cs="맑은 고딕"/>
+          <w:b/>
+          <w:bCs/>
+        </w:rPr>
+      </w:pPr>
+      <w:r>
+        <w:rPr>
+          <w:rFonts w:ascii="맑은 고딕" w:eastAsia="맑은 고딕" w:hAnsi="맑은 고딕" w:cs="맑은 고딕"/>
+          <w:b/>
+          <w:bCs/>
+        </w:rPr>
+        <w:t xml:space="preserve">    _In_opt</w:t>
+      </w:r>
+      <w:proofErr w:type="gramStart"/>
+      <w:r>
+        <w:rPr>
+          <w:rFonts w:ascii="맑은 고딕" w:eastAsia="맑은 고딕" w:hAnsi="맑은 고딕" w:cs="맑은 고딕"/>
+          <w:b/>
+          <w:bCs/>
+        </w:rPr>
+        <w:t>_  const</w:t>
+      </w:r>
+      <w:proofErr w:type="gramEnd"/>
+      <w:r>
+        <w:rPr>
+          <w:rFonts w:ascii="맑은 고딕" w:eastAsia="맑은 고딕" w:hAnsi="맑은 고딕" w:cs="맑은 고딕"/>
+          <w:b/>
+          <w:bCs/>
+        </w:rPr>
+        <w:t xml:space="preserve"> D3D12_CLEAR_VALUE *pOptimizedClearValue,</w:t>
+      </w:r>
+    </w:p>
+    <w:p>
+      <w:pPr>
+        <w:widowControl/>
+        <w:wordWrap/>
+        <w:autoSpaceDE/>
+        <w:autoSpaceDN/>
+        <w:spacing w:before="100" w:beforeAutospacing="1" w:after="100" w:afterAutospacing="1" w:line="240" w:lineRule="auto"/>
+        <w:jc w:val="left"/>
+        <w:rPr>
+          <w:rFonts w:ascii="맑은 고딕" w:eastAsia="맑은 고딕" w:hAnsi="맑은 고딕" w:cs="맑은 고딕"/>
+          <w:b/>
+          <w:bCs/>
+        </w:rPr>
+      </w:pPr>
+      <w:r>
+        <w:rPr>
+          <w:rFonts w:ascii="맑은 고딕" w:eastAsia="맑은 고딕" w:hAnsi="맑은 고딕" w:cs="맑은 고딕"/>
+          <w:b/>
+          <w:bCs/>
+        </w:rPr>
+        <w:t xml:space="preserve">    REFIID riidResource,</w:t>
+      </w:r>
+    </w:p>
+    <w:p>
+      <w:pPr>
+        <w:widowControl/>
+        <w:wordWrap/>
+        <w:autoSpaceDE/>
+        <w:autoSpaceDN/>
+        <w:spacing w:before="100" w:beforeAutospacing="1" w:after="100" w:afterAutospacing="1" w:line="240" w:lineRule="auto"/>
+        <w:jc w:val="left"/>
+        <w:rPr>
+          <w:rFonts w:ascii="맑은 고딕" w:eastAsia="맑은 고딕" w:hAnsi="맑은 고딕" w:cs="맑은 고딕"/>
+          <w:b/>
+          <w:bCs/>
+        </w:rPr>
+      </w:pPr>
+      <w:r>
+        <w:rPr>
+          <w:rFonts w:ascii="맑은 고딕" w:eastAsia="맑은 고딕" w:hAnsi="맑은 고딕" w:cs="맑은 고딕"/>
+          <w:b/>
+          <w:bCs/>
+        </w:rPr>
+        <w:t xml:space="preserve">    _COM_Outptr_opt</w:t>
+      </w:r>
+      <w:proofErr w:type="gramStart"/>
+      <w:r>
+        <w:rPr>
+          <w:rFonts w:ascii="맑은 고딕" w:eastAsia="맑은 고딕" w:hAnsi="맑은 고딕" w:cs="맑은 고딕"/>
+          <w:b/>
+          <w:bCs/>
+        </w:rPr>
+        <w:t>_  void</w:t>
+      </w:r>
+      <w:proofErr w:type="gramEnd"/>
+      <w:r>
+        <w:rPr>
+          <w:rFonts w:ascii="맑은 고딕" w:eastAsia="맑은 고딕" w:hAnsi="맑은 고딕" w:cs="맑은 고딕"/>
+          <w:b/>
+          <w:bCs/>
+        </w:rPr>
+        <w:t xml:space="preserve"> **ppvResource) = </w:t>
+      </w:r>
+      <w:proofErr w:type="gramStart"/>
+      <w:r>
+        <w:rPr>
+          <w:rFonts w:ascii="맑은 고딕" w:eastAsia="맑은 고딕" w:hAnsi="맑은 고딕" w:cs="맑은 고딕"/>
+          <w:b/>
+          <w:bCs/>
+        </w:rPr>
+        <w:t>0;</w:t>
+      </w:r>
+      <w:proofErr w:type="gramEnd"/>
+    </w:p>
+    <w:p>
+      <w:pPr>
+        <w:widowControl/>
+        <w:wordWrap/>
+        <w:autoSpaceDE/>
+        <w:autoSpaceDN/>
+        <w:spacing w:before="100" w:beforeAutospacing="1" w:after="100" w:afterAutospacing="1" w:line="240" w:lineRule="auto"/>
+        <w:jc w:val="left"/>
+        <w:rPr>
+          <w:rFonts w:ascii="맑은 고딕" w:eastAsia="맑은 고딕" w:hAnsi="맑은 고딕" w:cs="맑은 고딕"/>
+          <w:b/>
+          <w:bCs/>
+        </w:rPr>
+      </w:pPr>
+      <w:r>
+        <w:rPr>
+          <w:rFonts w:ascii="맑은 고딕" w:eastAsia="맑은 고딕" w:hAnsi="맑은 고딕" w:cs="맑은 고딕"/>
+          <w:b/>
+          <w:bCs/>
+        </w:rPr>
+        <w:tab/>
+      </w:r>
+      <w:r>
+        <w:rPr>
+          <w:rFonts w:ascii="맑은 고딕" w:eastAsia="맑은 고딕" w:hAnsi="맑은 고딕" w:cs="맑은 고딕"/>
+          <w:b/>
+          <w:bCs/>
+        </w:rPr>
+        <w:tab/>
+        <w:t>여기서 InitialResourceState를 D3D12_RESOURCE_STATE_COMMON으로 하지 않으면 굳이 프로그래머가 관리해야 할 비용이 늘어나서 경고를 띄워주는 것이다.</w:t>
+      </w:r>
+    </w:p>
+    <w:p>
+      <w:pPr>
+        <w:widowControl/>
+        <w:wordWrap/>
+        <w:autoSpaceDE/>
+        <w:autoSpaceDN/>
+        <w:spacing w:before="100" w:beforeAutospacing="1" w:after="100" w:afterAutospacing="1" w:line="240" w:lineRule="auto"/>
+        <w:jc w:val="left"/>
+        <w:rPr>
+          <w:rFonts w:ascii="맑은 고딕" w:eastAsia="맑은 고딕" w:hAnsi="맑은 고딕" w:cs="맑은 고딕"/>
+          <w:b/>
+          <w:bCs/>
+        </w:rPr>
+      </w:pPr>
+      <w:r>
+        <w:rPr>
+          <w:rFonts w:ascii="맑은 고딕" w:eastAsia="맑은 고딕" w:hAnsi="맑은 고딕" w:cs="맑은 고딕"/>
+          <w:b/>
+          <w:bCs/>
+        </w:rPr>
+        <w:tab/>
+      </w:r>
+      <w:r>
+        <w:rPr>
+          <w:rFonts w:ascii="맑은 고딕" w:eastAsia="맑은 고딕" w:hAnsi="맑은 고딕" w:cs="맑은 고딕"/>
+          <w:b/>
+          <w:bCs/>
+        </w:rPr>
+        <w:tab/>
+        <w:t>→ 즉 성능에는 이상이 없지만 현재 D3D12 런타임(및 최신 드라이버)은 프로그래머가 제시한 COMMON 상태를 제외한 다른 상태는 무시하고 COMMON으로 하겠다는 의미이다.</w:t>
+      </w:r>
+    </w:p>
+    <w:p>
+      <w:pPr>
+        <w:widowControl/>
+        <w:wordWrap/>
+        <w:autoSpaceDE/>
+        <w:autoSpaceDN/>
+        <w:spacing w:before="100" w:beforeAutospacing="1" w:after="100" w:afterAutospacing="1" w:line="240" w:lineRule="auto"/>
+        <w:jc w:val="left"/>
+        <w:rPr>
+          <w:rFonts w:ascii="맑은 고딕" w:eastAsia="맑은 고딕" w:hAnsi="맑은 고딕" w:cs="맑은 고딕"/>
+          <w:b/>
+          <w:bCs/>
+        </w:rPr>
+      </w:pPr>
+      <w:r>
+        <w:rPr>
+          <w:rFonts w:ascii="맑은 고딕" w:eastAsia="맑은 고딕" w:hAnsi="맑은 고딕" w:cs="맑은 고딕"/>
+          <w:b/>
+          <w:bCs/>
+        </w:rPr>
+        <w:tab/>
+      </w:r>
+      <w:r>
+        <w:rPr>
+          <w:rFonts w:ascii="맑은 고딕" w:eastAsia="맑은 고딕" w:hAnsi="맑은 고딕" w:cs="맑은 고딕"/>
+          <w:b/>
+          <w:bCs/>
+        </w:rPr>
+        <w:tab/>
+        <w:t>왜냐면 DirectX 12에는 개발자의 편의와 성능을 위해 "버퍼는 COMMON 상태에서 시작하면, 복사가 필요할 때 알아서 COPY_DEST로 변신시켜 줄게" 라는 규칙이 있기 때문이다. → 암시적 상태 변이</w:t>
+      </w:r>
+      <w:r>
+        <w:rPr>
+          <w:rFonts w:ascii="맑은 고딕" w:eastAsia="맑은 고딕" w:hAnsi="맑은 고딕" w:cs="맑은 고딕"/>
+          <w:b/>
+          <w:bCs/>
+        </w:rPr>
+        <w:br/>
+      </w:r>
+      <w:r>
+        <w:rPr>
+          <w:rFonts w:ascii="맑은 고딕" w:eastAsia="맑은 고딕" w:hAnsi="맑은 고딕" w:cs="맑은 고딕"/>
+          <w:b/>
+          <w:bCs/>
+        </w:rPr>
+        <w:tab/>
+      </w:r>
+      <w:r>
+        <w:rPr>
+          <w:rFonts w:ascii="맑은 고딕" w:eastAsia="맑은 고딕" w:hAnsi="맑은 고딕" w:cs="맑은 고딕"/>
+          <w:b/>
+          <w:bCs/>
+        </w:rPr>
+        <w:tab/>
+      </w:r>
+    </w:p>
+    <w:p>
+      <w:pPr>
+        <w:widowControl/>
+        <w:wordWrap/>
+        <w:autoSpaceDE/>
+        <w:autoSpaceDN/>
+        <w:spacing w:before="100" w:beforeAutospacing="1" w:after="100" w:afterAutospacing="1" w:line="240" w:lineRule="auto"/>
+        <w:jc w:val="left"/>
+        <w:rPr>
+          <w:rFonts w:ascii="맑은 고딕" w:eastAsia="맑은 고딕" w:hAnsi="맑은 고딕" w:cs="맑은 고딕"/>
+          <w:b/>
+          <w:bCs/>
+        </w:rPr>
+      </w:pPr>
+    </w:p>
+    <w:p>
+      <w:pPr>
+        <w:widowControl/>
+        <w:wordWrap/>
+        <w:autoSpaceDE/>
+        <w:autoSpaceDN/>
+        <w:spacing w:before="100" w:beforeAutospacing="1" w:after="100" w:afterAutospacing="1" w:line="240" w:lineRule="auto"/>
+        <w:jc w:val="left"/>
+        <w:rPr>
+          <w:rFonts w:ascii="맑은 고딕" w:eastAsia="맑은 고딕" w:hAnsi="맑은 고딕" w:cs="맑은 고딕"/>
+          <w:b/>
+          <w:bCs/>
+        </w:rPr>
+      </w:pPr>
+    </w:p>
+    <w:p>
+      <w:pPr>
+        <w:widowControl/>
+        <w:wordWrap/>
+        <w:autoSpaceDE/>
+        <w:autoSpaceDN/>
+        <w:spacing w:before="100" w:beforeAutospacing="1" w:after="100" w:afterAutospacing="1" w:line="240" w:lineRule="auto"/>
+        <w:jc w:val="left"/>
+        <w:rPr>
+          <w:rFonts w:ascii="맑은 고딕" w:eastAsia="맑은 고딕" w:hAnsi="맑은 고딕" w:cs="맑은 고딕"/>
+          <w:b/>
+          <w:bCs/>
+        </w:rPr>
+      </w:pPr>
+      <w:r>
+        <w:rPr>
+          <w:rFonts w:ascii="맑은 고딕" w:eastAsia="맑은 고딕" w:hAnsi="맑은 고딕" w:cs="맑은 고딕"/>
+          <w:b/>
+          <w:bCs/>
+        </w:rPr>
+        <w:lastRenderedPageBreak/>
+        <w:t>MainPlayerAnimationScript 구조 제작</w:t>
+      </w:r>
+    </w:p>
+    <w:p>
+      <w:pPr>
+        <w:widowControl/>
+        <w:wordWrap/>
+        <w:autoSpaceDE/>
+        <w:autoSpaceDN/>
+        <w:spacing w:before="100" w:beforeAutospacing="1" w:after="100" w:afterAutospacing="1" w:line="240" w:lineRule="auto"/>
+        <w:jc w:val="left"/>
+        <w:rPr>
+          <w:rFonts w:ascii="맑은 고딕" w:eastAsia="맑은 고딕" w:hAnsi="맑은 고딕" w:cs="맑은 고딕"/>
+          <w:b/>
+          <w:bCs/>
+        </w:rPr>
+      </w:pPr>
+      <w:r>
+        <w:rPr>
+          <w:rFonts w:ascii="맑은 고딕" w:eastAsia="맑은 고딕" w:hAnsi="맑은 고딕" w:cs="맑은 고딕"/>
+          <w:b/>
+          <w:bCs/>
+        </w:rPr>
+        <w:t>#pragma once</w:t>
+      </w:r>
+    </w:p>
+    <w:p>
+      <w:pPr>
+        <w:widowControl/>
+        <w:wordWrap/>
+        <w:autoSpaceDE/>
+        <w:autoSpaceDN/>
+        <w:spacing w:before="100" w:beforeAutospacing="1" w:after="100" w:afterAutospacing="1" w:line="240" w:lineRule="auto"/>
+        <w:jc w:val="left"/>
+        <w:rPr>
+          <w:rFonts w:ascii="맑은 고딕" w:eastAsia="맑은 고딕" w:hAnsi="맑은 고딕" w:cs="맑은 고딕"/>
+          <w:b/>
+          <w:bCs/>
+        </w:rPr>
+      </w:pPr>
+      <w:r>
+        <w:rPr>
+          <w:rFonts w:ascii="맑은 고딕" w:eastAsia="맑은 고딕" w:hAnsi="맑은 고딕" w:cs="맑은 고딕"/>
+          <w:b/>
+          <w:bCs/>
+        </w:rPr>
+        <w:t>#include "ScriptComponent.h"</w:t>
+      </w:r>
+    </w:p>
+    <w:p>
+      <w:pPr>
+        <w:widowControl/>
+        <w:wordWrap/>
+        <w:autoSpaceDE/>
+        <w:autoSpaceDN/>
+        <w:spacing w:before="100" w:beforeAutospacing="1" w:after="100" w:afterAutospacing="1" w:line="240" w:lineRule="auto"/>
+        <w:jc w:val="left"/>
+        <w:rPr>
+          <w:rFonts w:ascii="맑은 고딕" w:eastAsia="맑은 고딕" w:hAnsi="맑은 고딕" w:cs="맑은 고딕"/>
+          <w:b/>
+          <w:bCs/>
+        </w:rPr>
+      </w:pPr>
+      <w:proofErr w:type="gramStart"/>
+      <w:r>
+        <w:rPr>
+          <w:rFonts w:ascii="맑은 고딕" w:eastAsia="맑은 고딕" w:hAnsi="맑은 고딕" w:cs="맑은 고딕"/>
+          <w:b/>
+          <w:bCs/>
+        </w:rPr>
+        <w:t>#include</w:t>
+      </w:r>
+      <w:proofErr w:type="gramEnd"/>
+      <w:r>
+        <w:rPr>
+          <w:rFonts w:ascii="맑은 고딕" w:eastAsia="맑은 고딕" w:hAnsi="맑은 고딕" w:cs="맑은 고딕"/>
+          <w:b/>
+          <w:bCs/>
+        </w:rPr>
+        <w:t xml:space="preserve"> "GltfAnimationScript</w:t>
+      </w:r>
+      <w:proofErr w:type="gramStart"/>
+      <w:r>
+        <w:rPr>
+          <w:rFonts w:ascii="맑은 고딕" w:eastAsia="맑은 고딕" w:hAnsi="맑은 고딕" w:cs="맑은 고딕"/>
+          <w:b/>
+          <w:bCs/>
+        </w:rPr>
+        <w:t>.h</w:t>
+      </w:r>
+      <w:proofErr w:type="gramEnd"/>
+      <w:r>
+        <w:rPr>
+          <w:rFonts w:ascii="맑은 고딕" w:eastAsia="맑은 고딕" w:hAnsi="맑은 고딕" w:cs="맑은 고딕"/>
+          <w:b/>
+          <w:bCs/>
+        </w:rPr>
+        <w:t>"</w:t>
+      </w:r>
+    </w:p>
+    <w:p>
+      <w:pPr>
+        <w:widowControl/>
+        <w:wordWrap/>
+        <w:autoSpaceDE/>
+        <w:autoSpaceDN/>
+        <w:spacing w:before="100" w:beforeAutospacing="1" w:after="100" w:afterAutospacing="1" w:line="240" w:lineRule="auto"/>
+        <w:jc w:val="left"/>
+        <w:rPr>
+          <w:rFonts w:ascii="맑은 고딕" w:eastAsia="맑은 고딕" w:hAnsi="맑은 고딕" w:cs="맑은 고딕"/>
+          <w:b/>
+          <w:bCs/>
+        </w:rPr>
+      </w:pPr>
+      <w:r>
+        <w:rPr>
+          <w:rFonts w:ascii="맑은 고딕" w:eastAsia="맑은 고딕" w:hAnsi="맑은 고딕" w:cs="맑은 고딕"/>
+          <w:b/>
+          <w:bCs/>
+        </w:rPr>
+        <w:t xml:space="preserve">class </w:t>
+      </w:r>
+      <w:proofErr w:type="gramStart"/>
+      <w:r>
+        <w:rPr>
+          <w:rFonts w:ascii="맑은 고딕" w:eastAsia="맑은 고딕" w:hAnsi="맑은 고딕" w:cs="맑은 고딕"/>
+          <w:b/>
+          <w:bCs/>
+        </w:rPr>
+        <w:t>Mesh;</w:t>
+      </w:r>
+      <w:proofErr w:type="gramEnd"/>
+    </w:p>
+    <w:p>
+      <w:pPr>
+        <w:widowControl/>
+        <w:wordWrap/>
+        <w:autoSpaceDE/>
+        <w:autoSpaceDN/>
+        <w:spacing w:before="100" w:beforeAutospacing="1" w:after="100" w:afterAutospacing="1" w:line="240" w:lineRule="auto"/>
+        <w:jc w:val="left"/>
+        <w:rPr>
+          <w:rFonts w:ascii="맑은 고딕" w:eastAsia="맑은 고딕" w:hAnsi="맑은 고딕" w:cs="맑은 고딕"/>
+          <w:b/>
+          <w:bCs/>
+        </w:rPr>
+      </w:pPr>
+      <w:r>
+        <w:rPr>
+          <w:rFonts w:ascii="맑은 고딕" w:eastAsia="맑은 고딕" w:hAnsi="맑은 고딕" w:cs="맑은 고딕"/>
+          <w:b/>
+          <w:bCs/>
+        </w:rPr>
+        <w:t xml:space="preserve">class </w:t>
+      </w:r>
+      <w:proofErr w:type="gramStart"/>
+      <w:r>
+        <w:rPr>
+          <w:rFonts w:ascii="맑은 고딕" w:eastAsia="맑은 고딕" w:hAnsi="맑은 고딕" w:cs="맑은 고딕"/>
+          <w:b/>
+          <w:bCs/>
+        </w:rPr>
+        <w:t>MainPlayerAnimationScriptScript :</w:t>
+      </w:r>
+      <w:proofErr w:type="gramEnd"/>
+      <w:r>
+        <w:rPr>
+          <w:rFonts w:ascii="맑은 고딕" w:eastAsia="맑은 고딕" w:hAnsi="맑은 고딕" w:cs="맑은 고딕"/>
+          <w:b/>
+          <w:bCs/>
+        </w:rPr>
+        <w:t xml:space="preserve"> public GltfAnimationScript</w:t>
+      </w:r>
+    </w:p>
+    <w:p>
+      <w:pPr>
+        <w:widowControl/>
+        <w:wordWrap/>
+        <w:autoSpaceDE/>
+        <w:autoSpaceDN/>
+        <w:spacing w:before="100" w:beforeAutospacing="1" w:after="100" w:afterAutospacing="1" w:line="240" w:lineRule="auto"/>
+        <w:jc w:val="left"/>
+        <w:rPr>
+          <w:rFonts w:ascii="맑은 고딕" w:eastAsia="맑은 고딕" w:hAnsi="맑은 고딕" w:cs="맑은 고딕"/>
+          <w:b/>
+          <w:bCs/>
+        </w:rPr>
+      </w:pPr>
+      <w:r>
+        <w:rPr>
+          <w:rFonts w:ascii="맑은 고딕" w:eastAsia="맑은 고딕" w:hAnsi="맑은 고딕" w:cs="맑은 고딕"/>
+          <w:b/>
+          <w:bCs/>
+        </w:rPr>
+        <w:t>{</w:t>
+      </w:r>
+    </w:p>
+    <w:p>
+      <w:pPr>
+        <w:widowControl/>
+        <w:wordWrap/>
+        <w:autoSpaceDE/>
+        <w:autoSpaceDN/>
+        <w:spacing w:before="100" w:beforeAutospacing="1" w:after="100" w:afterAutospacing="1" w:line="240" w:lineRule="auto"/>
+        <w:jc w:val="left"/>
+        <w:rPr>
+          <w:rFonts w:ascii="맑은 고딕" w:eastAsia="맑은 고딕" w:hAnsi="맑은 고딕" w:cs="맑은 고딕"/>
+          <w:b/>
+          <w:bCs/>
+        </w:rPr>
+      </w:pPr>
+      <w:r>
+        <w:rPr>
+          <w:rFonts w:ascii="맑은 고딕" w:eastAsia="맑은 고딕" w:hAnsi="맑은 고딕" w:cs="맑은 고딕"/>
+          <w:b/>
+          <w:bCs/>
+        </w:rPr>
+        <w:t>public:</w:t>
+      </w:r>
+    </w:p>
+    <w:p>
+      <w:pPr>
+        <w:widowControl/>
+        <w:wordWrap/>
+        <w:autoSpaceDE/>
+        <w:autoSpaceDN/>
+        <w:spacing w:before="100" w:beforeAutospacing="1" w:after="100" w:afterAutospacing="1" w:line="240" w:lineRule="auto"/>
+        <w:jc w:val="left"/>
+        <w:rPr>
+          <w:rFonts w:ascii="맑은 고딕" w:eastAsia="맑은 고딕" w:hAnsi="맑은 고딕" w:cs="맑은 고딕"/>
+          <w:b/>
+          <w:bCs/>
+        </w:rPr>
+      </w:pPr>
+      <w:r>
+        <w:rPr>
+          <w:rFonts w:ascii="맑은 고딕" w:eastAsia="맑은 고딕" w:hAnsi="맑은 고딕" w:cs="맑은 고딕"/>
+          <w:b/>
+          <w:bCs/>
+        </w:rPr>
+        <w:tab/>
+      </w:r>
+      <w:proofErr w:type="gramStart"/>
+      <w:r>
+        <w:rPr>
+          <w:rFonts w:ascii="맑은 고딕" w:eastAsia="맑은 고딕" w:hAnsi="맑은 고딕" w:cs="맑은 고딕"/>
+          <w:b/>
+          <w:bCs/>
+        </w:rPr>
+        <w:t>MainPlayerAnimationScriptScript(</w:t>
+      </w:r>
+      <w:proofErr w:type="gramEnd"/>
+      <w:r>
+        <w:rPr>
+          <w:rFonts w:ascii="맑은 고딕" w:eastAsia="맑은 고딕" w:hAnsi="맑은 고딕" w:cs="맑은 고딕"/>
+          <w:b/>
+          <w:bCs/>
+        </w:rPr>
+        <w:t xml:space="preserve">) = </w:t>
+      </w:r>
+      <w:proofErr w:type="gramStart"/>
+      <w:r>
+        <w:rPr>
+          <w:rFonts w:ascii="맑은 고딕" w:eastAsia="맑은 고딕" w:hAnsi="맑은 고딕" w:cs="맑은 고딕"/>
+          <w:b/>
+          <w:bCs/>
+        </w:rPr>
+        <w:t>default;</w:t>
+      </w:r>
+      <w:proofErr w:type="gramEnd"/>
+    </w:p>
+    <w:p>
+      <w:pPr>
+        <w:widowControl/>
+        <w:wordWrap/>
+        <w:autoSpaceDE/>
+        <w:autoSpaceDN/>
+        <w:spacing w:before="100" w:beforeAutospacing="1" w:after="100" w:afterAutospacing="1" w:line="240" w:lineRule="auto"/>
+        <w:jc w:val="left"/>
+        <w:rPr>
+          <w:rFonts w:ascii="맑은 고딕" w:eastAsia="맑은 고딕" w:hAnsi="맑은 고딕" w:cs="맑은 고딕"/>
+          <w:b/>
+          <w:bCs/>
+        </w:rPr>
+      </w:pPr>
+      <w:r>
+        <w:rPr>
+          <w:rFonts w:ascii="맑은 고딕" w:eastAsia="맑은 고딕" w:hAnsi="맑은 고딕" w:cs="맑은 고딕"/>
+          <w:b/>
+          <w:bCs/>
+        </w:rPr>
+        <w:tab/>
+        <w:t>virtual ~</w:t>
+      </w:r>
+      <w:proofErr w:type="gramStart"/>
+      <w:r>
+        <w:rPr>
+          <w:rFonts w:ascii="맑은 고딕" w:eastAsia="맑은 고딕" w:hAnsi="맑은 고딕" w:cs="맑은 고딕"/>
+          <w:b/>
+          <w:bCs/>
+        </w:rPr>
+        <w:t>MainPlayerAnimationScriptScript(</w:t>
+      </w:r>
+      <w:proofErr w:type="gramEnd"/>
+      <w:r>
+        <w:rPr>
+          <w:rFonts w:ascii="맑은 고딕" w:eastAsia="맑은 고딕" w:hAnsi="맑은 고딕" w:cs="맑은 고딕"/>
+          <w:b/>
+          <w:bCs/>
+        </w:rPr>
+        <w:t xml:space="preserve">) = </w:t>
+      </w:r>
+      <w:proofErr w:type="gramStart"/>
+      <w:r>
+        <w:rPr>
+          <w:rFonts w:ascii="맑은 고딕" w:eastAsia="맑은 고딕" w:hAnsi="맑은 고딕" w:cs="맑은 고딕"/>
+          <w:b/>
+          <w:bCs/>
+        </w:rPr>
+        <w:t>default;</w:t>
+      </w:r>
+      <w:proofErr w:type="gramEnd"/>
+    </w:p>
+    <w:p>
+      <w:pPr>
+        <w:widowControl/>
+        <w:wordWrap/>
+        <w:autoSpaceDE/>
+        <w:autoSpaceDN/>
+        <w:spacing w:before="100" w:beforeAutospacing="1" w:after="100" w:afterAutospacing="1" w:line="240" w:lineRule="auto"/>
+        <w:jc w:val="left"/>
+        <w:rPr>
+          <w:rFonts w:ascii="맑은 고딕" w:eastAsia="맑은 고딕" w:hAnsi="맑은 고딕" w:cs="맑은 고딕"/>
+          <w:b/>
+          <w:bCs/>
+        </w:rPr>
+      </w:pPr>
+      <w:r>
+        <w:rPr>
+          <w:rFonts w:ascii="맑은 고딕" w:eastAsia="맑은 고딕" w:hAnsi="맑은 고딕" w:cs="맑은 고딕"/>
+          <w:b/>
+          <w:bCs/>
+        </w:rPr>
+        <w:t>public:</w:t>
+      </w:r>
+    </w:p>
+    <w:p>
+      <w:pPr>
+        <w:widowControl/>
+        <w:wordWrap/>
+        <w:autoSpaceDE/>
+        <w:autoSpaceDN/>
+        <w:spacing w:before="100" w:beforeAutospacing="1" w:after="100" w:afterAutospacing="1" w:line="240" w:lineRule="auto"/>
+        <w:jc w:val="left"/>
+        <w:rPr>
+          <w:rFonts w:ascii="맑은 고딕" w:eastAsia="맑은 고딕" w:hAnsi="맑은 고딕" w:cs="맑은 고딕"/>
+          <w:b/>
+          <w:bCs/>
+        </w:rPr>
+      </w:pPr>
+      <w:r>
+        <w:rPr>
+          <w:rFonts w:ascii="맑은 고딕" w:eastAsia="맑은 고딕" w:hAnsi="맑은 고딕" w:cs="맑은 고딕"/>
+          <w:b/>
+          <w:bCs/>
+        </w:rPr>
+        <w:tab/>
+        <w:t xml:space="preserve">virtual void </w:t>
+      </w:r>
+      <w:proofErr w:type="gramStart"/>
+      <w:r>
+        <w:rPr>
+          <w:rFonts w:ascii="맑은 고딕" w:eastAsia="맑은 고딕" w:hAnsi="맑은 고딕" w:cs="맑은 고딕"/>
+          <w:b/>
+          <w:bCs/>
+        </w:rPr>
+        <w:t>awake(</w:t>
+      </w:r>
+      <w:proofErr w:type="gramEnd"/>
+      <w:r>
+        <w:rPr>
+          <w:rFonts w:ascii="맑은 고딕" w:eastAsia="맑은 고딕" w:hAnsi="맑은 고딕" w:cs="맑은 고딕"/>
+          <w:b/>
+          <w:bCs/>
+        </w:rPr>
+        <w:t xml:space="preserve">) </w:t>
+      </w:r>
+      <w:proofErr w:type="gramStart"/>
+      <w:r>
+        <w:rPr>
+          <w:rFonts w:ascii="맑은 고딕" w:eastAsia="맑은 고딕" w:hAnsi="맑은 고딕" w:cs="맑은 고딕"/>
+          <w:b/>
+          <w:bCs/>
+        </w:rPr>
+        <w:t>override;</w:t>
+      </w:r>
+      <w:proofErr w:type="gramEnd"/>
+    </w:p>
+    <w:p>
+      <w:pPr>
+        <w:widowControl/>
+        <w:wordWrap/>
+        <w:autoSpaceDE/>
+        <w:autoSpaceDN/>
+        <w:spacing w:before="100" w:beforeAutospacing="1" w:after="100" w:afterAutospacing="1" w:line="240" w:lineRule="auto"/>
+        <w:jc w:val="left"/>
+        <w:rPr>
+          <w:rFonts w:ascii="맑은 고딕" w:eastAsia="맑은 고딕" w:hAnsi="맑은 고딕" w:cs="맑은 고딕"/>
+          <w:b/>
+          <w:bCs/>
+        </w:rPr>
+      </w:pPr>
+      <w:r>
+        <w:rPr>
+          <w:rFonts w:ascii="맑은 고딕" w:eastAsia="맑은 고딕" w:hAnsi="맑은 고딕" w:cs="맑은 고딕"/>
+          <w:b/>
+          <w:bCs/>
+        </w:rPr>
+        <w:tab/>
+        <w:t xml:space="preserve">virtual void </w:t>
+      </w:r>
+      <w:proofErr w:type="gramStart"/>
+      <w:r>
+        <w:rPr>
+          <w:rFonts w:ascii="맑은 고딕" w:eastAsia="맑은 고딕" w:hAnsi="맑은 고딕" w:cs="맑은 고딕"/>
+          <w:b/>
+          <w:bCs/>
+        </w:rPr>
+        <w:t>update(</w:t>
+      </w:r>
+      <w:proofErr w:type="gramEnd"/>
+      <w:r>
+        <w:rPr>
+          <w:rFonts w:ascii="맑은 고딕" w:eastAsia="맑은 고딕" w:hAnsi="맑은 고딕" w:cs="맑은 고딕"/>
+          <w:b/>
+          <w:bCs/>
+        </w:rPr>
+        <w:t xml:space="preserve">float deltaTime) </w:t>
+      </w:r>
+      <w:proofErr w:type="gramStart"/>
+      <w:r>
+        <w:rPr>
+          <w:rFonts w:ascii="맑은 고딕" w:eastAsia="맑은 고딕" w:hAnsi="맑은 고딕" w:cs="맑은 고딕"/>
+          <w:b/>
+          <w:bCs/>
+        </w:rPr>
+        <w:t>override;</w:t>
+      </w:r>
+      <w:proofErr w:type="gramEnd"/>
+    </w:p>
+    <w:p>
+      <w:pPr>
+        <w:widowControl/>
+        <w:wordWrap/>
+        <w:autoSpaceDE/>
+        <w:autoSpaceDN/>
+        <w:spacing w:before="100" w:beforeAutospacing="1" w:after="100" w:afterAutospacing="1" w:line="240" w:lineRule="auto"/>
+        <w:jc w:val="left"/>
+        <w:rPr>
+          <w:rFonts w:ascii="맑은 고딕" w:eastAsia="맑은 고딕" w:hAnsi="맑은 고딕" w:cs="맑은 고딕"/>
+          <w:b/>
+          <w:bCs/>
+        </w:rPr>
+      </w:pPr>
+      <w:r>
+        <w:rPr>
+          <w:rFonts w:ascii="맑은 고딕" w:eastAsia="맑은 고딕" w:hAnsi="맑은 고딕" w:cs="맑은 고딕"/>
+          <w:b/>
+          <w:bCs/>
+        </w:rPr>
+        <w:tab/>
+        <w:t>virtual void late_</w:t>
+      </w:r>
+      <w:proofErr w:type="gramStart"/>
+      <w:r>
+        <w:rPr>
+          <w:rFonts w:ascii="맑은 고딕" w:eastAsia="맑은 고딕" w:hAnsi="맑은 고딕" w:cs="맑은 고딕"/>
+          <w:b/>
+          <w:bCs/>
+        </w:rPr>
+        <w:t>update(</w:t>
+      </w:r>
+      <w:proofErr w:type="gramEnd"/>
+      <w:r>
+        <w:rPr>
+          <w:rFonts w:ascii="맑은 고딕" w:eastAsia="맑은 고딕" w:hAnsi="맑은 고딕" w:cs="맑은 고딕"/>
+          <w:b/>
+          <w:bCs/>
+        </w:rPr>
+        <w:t xml:space="preserve">float deltaTime) </w:t>
+      </w:r>
+      <w:proofErr w:type="gramStart"/>
+      <w:r>
+        <w:rPr>
+          <w:rFonts w:ascii="맑은 고딕" w:eastAsia="맑은 고딕" w:hAnsi="맑은 고딕" w:cs="맑은 고딕"/>
+          <w:b/>
+          <w:bCs/>
+        </w:rPr>
+        <w:t>override;</w:t>
+      </w:r>
+      <w:proofErr w:type="gramEnd"/>
+    </w:p>
+    <w:p>
+      <w:pPr>
+        <w:widowControl/>
+        <w:wordWrap/>
+        <w:autoSpaceDE/>
+        <w:autoSpaceDN/>
+        <w:spacing w:before="100" w:beforeAutospacing="1" w:after="100" w:afterAutospacing="1" w:line="240" w:lineRule="auto"/>
+        <w:jc w:val="left"/>
+        <w:rPr>
+          <w:rFonts w:ascii="맑은 고딕" w:eastAsia="맑은 고딕" w:hAnsi="맑은 고딕" w:cs="맑은 고딕"/>
+          <w:b/>
+          <w:bCs/>
+        </w:rPr>
+      </w:pPr>
+      <w:r>
+        <w:rPr>
+          <w:rFonts w:ascii="맑은 고딕" w:eastAsia="맑은 고딕" w:hAnsi="맑은 고딕" w:cs="맑은 고딕"/>
+          <w:b/>
+          <w:bCs/>
+        </w:rPr>
+        <w:t>private:</w:t>
+      </w:r>
+    </w:p>
+    <w:p>
+      <w:pPr>
+        <w:widowControl/>
+        <w:wordWrap/>
+        <w:autoSpaceDE/>
+        <w:autoSpaceDN/>
+        <w:spacing w:before="100" w:beforeAutospacing="1" w:after="100" w:afterAutospacing="1" w:line="240" w:lineRule="auto"/>
+        <w:jc w:val="left"/>
+        <w:rPr>
+          <w:rFonts w:ascii="맑은 고딕" w:eastAsia="맑은 고딕" w:hAnsi="맑은 고딕" w:cs="맑은 고딕"/>
+          <w:b/>
+          <w:bCs/>
+        </w:rPr>
+      </w:pPr>
+      <w:r>
+        <w:rPr>
+          <w:rFonts w:ascii="맑은 고딕" w:eastAsia="맑은 고딕" w:hAnsi="맑은 고딕" w:cs="맑은 고딕"/>
+          <w:b/>
+          <w:bCs/>
+        </w:rPr>
+        <w:tab/>
+      </w:r>
+      <w:proofErr w:type="gramStart"/>
+      <w:r>
+        <w:rPr>
+          <w:rFonts w:ascii="맑은 고딕" w:eastAsia="맑은 고딕" w:hAnsi="맑은 고딕" w:cs="맑은 고딕"/>
+          <w:b/>
+          <w:bCs/>
+        </w:rPr>
+        <w:t>std::</w:t>
+      </w:r>
+      <w:proofErr w:type="gramEnd"/>
+      <w:r>
+        <w:rPr>
+          <w:rFonts w:ascii="맑은 고딕" w:eastAsia="맑은 고딕" w:hAnsi="맑은 고딕" w:cs="맑은 고딕"/>
+          <w:b/>
+          <w:bCs/>
+        </w:rPr>
+        <w:t>map&lt;</w:t>
+      </w:r>
+      <w:proofErr w:type="gramStart"/>
+      <w:r>
+        <w:rPr>
+          <w:rFonts w:ascii="맑은 고딕" w:eastAsia="맑은 고딕" w:hAnsi="맑은 고딕" w:cs="맑은 고딕"/>
+          <w:b/>
+          <w:bCs/>
+        </w:rPr>
+        <w:t>std::</w:t>
+      </w:r>
+      <w:proofErr w:type="gramEnd"/>
+      <w:r>
+        <w:rPr>
+          <w:rFonts w:ascii="맑은 고딕" w:eastAsia="맑은 고딕" w:hAnsi="맑은 고딕" w:cs="맑은 고딕"/>
+          <w:b/>
+          <w:bCs/>
+        </w:rPr>
+        <w:t xml:space="preserve">string, </w:t>
+      </w:r>
+      <w:proofErr w:type="gramStart"/>
+      <w:r>
+        <w:rPr>
+          <w:rFonts w:ascii="맑은 고딕" w:eastAsia="맑은 고딕" w:hAnsi="맑은 고딕" w:cs="맑은 고딕"/>
+          <w:b/>
+          <w:bCs/>
+        </w:rPr>
+        <w:t>std::</w:t>
+      </w:r>
+      <w:proofErr w:type="gramEnd"/>
+      <w:r>
+        <w:rPr>
+          <w:rFonts w:ascii="맑은 고딕" w:eastAsia="맑은 고딕" w:hAnsi="맑은 고딕" w:cs="맑은 고딕"/>
+          <w:b/>
+          <w:bCs/>
+        </w:rPr>
+        <w:t>shared_ptr&lt;Mesh&gt;&gt; _</w:t>
+      </w:r>
+      <w:proofErr w:type="gramStart"/>
+      <w:r>
+        <w:rPr>
+          <w:rFonts w:ascii="맑은 고딕" w:eastAsia="맑은 고딕" w:hAnsi="맑은 고딕" w:cs="맑은 고딕"/>
+          <w:b/>
+          <w:bCs/>
+        </w:rPr>
+        <w:t>animations;</w:t>
+      </w:r>
+      <w:proofErr w:type="gramEnd"/>
+    </w:p>
+    <w:p>
+      <w:pPr>
+        <w:widowControl/>
+        <w:wordWrap/>
+        <w:autoSpaceDE/>
+        <w:autoSpaceDN/>
+        <w:spacing w:before="100" w:beforeAutospacing="1" w:after="100" w:afterAutospacing="1" w:line="240" w:lineRule="auto"/>
+        <w:jc w:val="left"/>
+        <w:rPr>
+          <w:rFonts w:ascii="맑은 고딕" w:eastAsia="맑은 고딕" w:hAnsi="맑은 고딕" w:cs="맑은 고딕"/>
+          <w:b/>
+          <w:bCs/>
+        </w:rPr>
+      </w:pPr>
+      <w:r>
+        <w:rPr>
+          <w:rFonts w:ascii="맑은 고딕" w:eastAsia="맑은 고딕" w:hAnsi="맑은 고딕" w:cs="맑은 고딕"/>
+          <w:b/>
+          <w:bCs/>
+        </w:rPr>
+        <w:t>};</w:t>
+      </w:r>
+    </w:p>
+    <w:p>
+      <w:pPr>
+        <w:widowControl/>
+        <w:wordWrap/>
+        <w:autoSpaceDE/>
+        <w:autoSpaceDN/>
+        <w:spacing w:before="100" w:beforeAutospacing="1" w:after="100" w:afterAutospacing="1" w:line="240" w:lineRule="auto"/>
+        <w:jc w:val="left"/>
+        <w:rPr>
+          <w:rFonts w:ascii="맑은 고딕" w:eastAsia="맑은 고딕" w:hAnsi="맑은 고딕" w:cs="맑은 고딕"/>
+          <w:b/>
+          <w:bCs/>
+        </w:rPr>
+      </w:pPr>
+      <w:r>
+        <w:rPr>
+          <w:rFonts w:ascii="맑은 고딕" w:eastAsia="맑은 고딕" w:hAnsi="맑은 고딕" w:cs="맑은 고딕"/>
+          <w:b/>
+          <w:bCs/>
+        </w:rPr>
+        <w:t>awake에서 사용할 플레이어의 애니메이션 매시 등록</w:t>
+      </w:r>
+    </w:p>
+    <w:p>
+      <w:pPr>
+        <w:widowControl/>
+        <w:wordWrap/>
+        <w:autoSpaceDE/>
+        <w:autoSpaceDN/>
+        <w:spacing w:before="100" w:beforeAutospacing="1" w:after="100" w:afterAutospacing="1" w:line="240" w:lineRule="auto"/>
+        <w:jc w:val="left"/>
+        <w:rPr>
+          <w:rFonts w:ascii="맑은 고딕" w:eastAsia="맑은 고딕" w:hAnsi="맑은 고딕" w:cs="맑은 고딕"/>
+          <w:b/>
+          <w:bCs/>
+        </w:rPr>
+      </w:pPr>
+      <w:r>
+        <w:rPr>
+          <w:rFonts w:ascii="맑은 고딕" w:eastAsia="맑은 고딕" w:hAnsi="맑은 고딕" w:cs="맑은 고딕"/>
+          <w:b/>
+          <w:bCs/>
+        </w:rPr>
+        <w:t>update 애니메이션 메시 선택</w:t>
+      </w:r>
+    </w:p>
+    <w:p>
+      <w:pPr>
+        <w:widowControl/>
+        <w:wordWrap/>
+        <w:autoSpaceDE/>
+        <w:autoSpaceDN/>
+        <w:spacing w:before="100" w:beforeAutospacing="1" w:after="100" w:afterAutospacing="1" w:line="240" w:lineRule="auto"/>
+        <w:jc w:val="left"/>
+        <w:rPr>
+          <w:rFonts w:ascii="맑은 고딕" w:eastAsia="맑은 고딕" w:hAnsi="맑은 고딕" w:cs="맑은 고딕"/>
+          <w:b/>
+          <w:bCs/>
+        </w:rPr>
+      </w:pPr>
+      <w:r>
+        <w:rPr>
+          <w:rFonts w:ascii="맑은 고딕" w:eastAsia="맑은 고딕" w:hAnsi="맑은 고딕" w:cs="맑은 고딕"/>
+          <w:b/>
+          <w:bCs/>
+        </w:rPr>
+        <w:t>_animations 멤버 변수로 map을 통해 애니메이션 매쉬들을 관리해줄 예정</w:t>
+      </w:r>
+    </w:p>
+    <w:p>
+      <w:pPr>
+        <w:widowControl/>
+        <w:wordWrap/>
+        <w:autoSpaceDE/>
+        <w:autoSpaceDN/>
+        <w:spacing w:before="100" w:beforeAutospacing="1" w:after="100" w:afterAutospacing="1" w:line="240" w:lineRule="auto"/>
+        <w:jc w:val="left"/>
+        <w:rPr>
+          <w:rFonts w:ascii="맑은 고딕" w:eastAsia="맑은 고딕" w:hAnsi="맑은 고딕" w:cs="맑은 고딕"/>
+          <w:b/>
+          <w:bCs/>
+        </w:rPr>
+      </w:pPr>
+    </w:p>
+    <w:p>
+      <w:pPr>
+        <w:widowControl/>
+        <w:wordWrap/>
+        <w:autoSpaceDE/>
+        <w:autoSpaceDN/>
+        <w:spacing w:before="100" w:beforeAutospacing="1" w:after="100" w:afterAutospacing="1" w:line="240" w:lineRule="auto"/>
+        <w:jc w:val="left"/>
+        <w:rPr>
+          <w:rFonts w:ascii="맑은 고딕" w:eastAsia="맑은 고딕" w:hAnsi="맑은 고딕" w:cs="맑은 고딕"/>
+          <w:b/>
+          <w:bCs/>
+        </w:rPr>
+      </w:pPr>
+    </w:p>
+    <w:p>
+      <w:pPr>
+        <w:widowControl/>
+        <w:wordWrap/>
+        <w:autoSpaceDE/>
+        <w:autoSpaceDN/>
+        <w:spacing w:before="100" w:beforeAutospacing="1" w:after="100" w:afterAutospacing="1" w:line="240" w:lineRule="auto"/>
+        <w:jc w:val="left"/>
+        <w:rPr>
+          <w:rFonts w:ascii="맑은 고딕" w:eastAsia="맑은 고딕" w:hAnsi="맑은 고딕" w:cs="맑은 고딕"/>
           <w:b/>
           <w:bCs/>
         </w:rPr>
@@ -2009,25 +2910,7 @@
             <w:b/>
             <w:bCs/>
           </w:rPr>
-          <w:t>지형 데이터 파싱을 Common에서 서버와 클라이언트 둘다 할 수 있게끔</w:t>
-        </w:r>
-        <w:r>
-          <w:rPr>
-            <w:rStyle w:val="a6"/>
-            <w:rFonts w:ascii="맑은 고딕" w:eastAsia="맑은 고딕" w:hAnsi="맑은 고딕" w:cs="맑은 고딕"/>
-            <w:b/>
-            <w:bCs/>
-          </w:rPr>
-          <w:t xml:space="preserve"> </w:t>
-        </w:r>
-        <w:r>
-          <w:rPr>
-            <w:rStyle w:val="a6"/>
-            <w:rFonts w:ascii="맑은 고딕" w:eastAsia="맑은 고딕" w:hAnsi="맑은 고딕" w:cs="맑은 고딕"/>
-            <w:b/>
-            <w:bCs/>
-          </w:rPr>
-          <w:t>수정</w:t>
+          <w:t>지형 데이터 파싱을 Common에서 서버와 클라이언트 둘다 할 수 있게끔 수정</w:t>
         </w:r>
       </w:hyperlink>
     </w:p>
@@ -2066,6 +2949,7 @@
                 <w:b/>
                 <w:sz w:val="22"/>
               </w:rPr>
+              <w:lastRenderedPageBreak/>
               <w:t>문제점 정리</w:t>
             </w:r>
           </w:p>
@@ -2078,29 +2962,12 @@
           <w:p>
             <w:pPr>
               <w:jc w:val="left"/>
+            </w:pPr>
+            <w:r>
               <w:rPr>
                 <w:rFonts w:hint="eastAsia"/>
               </w:rPr>
-            </w:pPr>
-            <w:r>
-              <w:rPr>
-                <w:rFonts w:hint="eastAsia"/>
-              </w:rPr>
-              <w:t xml:space="preserve">클라이언트 </w:t>
-            </w:r>
-            <w:proofErr w:type="spellStart"/>
-            <w:r>
-              <w:rPr>
-                <w:rFonts w:hint="eastAsia"/>
-              </w:rPr>
-              <w:t>터레인</w:t>
-            </w:r>
-            <w:proofErr w:type="spellEnd"/>
-            <w:r>
-              <w:rPr>
-                <w:rFonts w:hint="eastAsia"/>
-              </w:rPr>
-              <w:t xml:space="preserve"> TDR 문제</w:t>
+              <w:t>클라이언트 터레인 TDR 문제</w:t>
             </w:r>
           </w:p>
         </w:tc>
@@ -2138,21 +3005,12 @@
                 <w:szCs w:val="20"/>
               </w:rPr>
             </w:pPr>
-            <w:proofErr w:type="spellStart"/>
             <w:r>
               <w:rPr>
                 <w:rFonts w:hint="eastAsia"/>
                 <w:szCs w:val="20"/>
               </w:rPr>
-              <w:t>터레인</w:t>
-            </w:r>
-            <w:proofErr w:type="spellEnd"/>
-            <w:r>
-              <w:rPr>
-                <w:rFonts w:hint="eastAsia"/>
-                <w:szCs w:val="20"/>
-              </w:rPr>
-              <w:t xml:space="preserve"> 생성주기 </w:t>
+              <w:t xml:space="preserve">터레인 생성주기 </w:t>
             </w:r>
             <w:proofErr w:type="gramStart"/>
             <w:r>
@@ -3198,6 +4056,7 @@
   <w:style w:type="character" w:default="1" w:styleId="a0">
     <w:name w:val="Default Paragraph Font"/>
     <w:uiPriority w:val="1"/>
+    <w:semiHidden/>
     <w:unhideWhenUsed/>
   </w:style>
   <w:style w:type="table" w:default="1" w:styleId="a1">
